--- a/manuscript/Supplementary tables - Geomechanics Geoengineering.docx
+++ b/manuscript/Supplementary tables - Geomechanics Geoengineering.docx
@@ -1,6 +1,6 @@
 
 <file path=word/document.xml><?xml version="1.0" encoding="utf-8"?>
-<w:document xmlns:wpc="http://schemas.microsoft.com/office/word/2010/wordprocessingCanvas" xmlns:cx="http://schemas.microsoft.com/office/drawing/2014/chartex" xmlns:cx1="http://schemas.microsoft.com/office/drawing/2015/9/8/chartex" xmlns:mc="http://schemas.openxmlformats.org/markup-compatibility/2006" xmlns:o="urn:schemas-microsoft-com:office:office" xmlns:r="http://schemas.openxmlformats.org/officeDocument/2006/relationships" xmlns:m="http://schemas.openxmlformats.org/officeDocument/2006/math" xmlns:v="urn:schemas-microsoft-com:vml" xmlns:wp14="http://schemas.microsoft.com/office/word/2010/wordprocessingDrawing" xmlns:wp="http://schemas.openxmlformats.org/drawingml/2006/wordprocessingDrawing" xmlns:w10="urn:schemas-microsoft-com:office:word" xmlns:w="http://schemas.openxmlformats.org/wordprocessingml/2006/main" xmlns:w14="http://schemas.microsoft.com/office/word/2010/wordml" xmlns:w15="http://schemas.microsoft.com/office/word/2012/wordml" xmlns:w16se="http://schemas.microsoft.com/office/word/2015/wordml/symex" xmlns:wpg="http://schemas.microsoft.com/office/word/2010/wordprocessingGroup" xmlns:wpi="http://schemas.microsoft.com/office/word/2010/wordprocessingInk" xmlns:wne="http://schemas.microsoft.com/office/word/2006/wordml" xmlns:wps="http://schemas.microsoft.com/office/word/2010/wordprocessingShape" mc:Ignorable="w14 w15 w16se wp14">
+<w:document xmlns:ns1="http://schemas.openxmlformats.org/markup-compatibility/2006" xmlns:w="http://schemas.openxmlformats.org/wordprocessingml/2006/main" ns1:Ignorable="w14 w15 w16se wp14">
   <w:body>
     <w:p>
       <w:pPr>
@@ -108,9 +108,16 @@
     </w:p>
     <w:tbl>
       <w:tblPr>
-        <w:tblStyle w:val="TableGrid"/>
-        <w:tblW w:w="0" w:type="auto"/>
+        <w:tblStyle w:val="PlainTable2"/>
         <w:tblLook w:val="04A0" w:firstRow="1" w:lastRow="0" w:firstColumn="1" w:lastColumn="0" w:noHBand="0" w:noVBand="1"/>
+        <w:tblW w:w="5000" w:type="pct"/>
+        <w:tblLayout w:type="autofit"/>
+        <w:tblCellMar>
+          <w:top w:w="40" w:type="dxa"/>
+          <w:bottom w:w="40" w:type="dxa"/>
+          <w:left w:w="60" w:type="dxa"/>
+          <w:right w:w="60" w:type="dxa"/>
+        </w:tblCellMar>
       </w:tblPr>
       <w:tblGrid>
         <w:gridCol w:w="1260"/>
@@ -123,15 +130,23 @@
         <w:gridCol w:w="1260"/>
       </w:tblGrid>
       <w:tr>
+        <w:trPr>
+          <w:tblHeader w:val="true"/>
+        </w:trPr>
         <w:tc>
           <w:tcPr>
             <w:tcW w:w="1260" w:type="dxa"/>
           </w:tcPr>
           <w:p>
-            <w:r>
-              <w:rPr>
-                <w:b/>
-                <w:sz w:val="16"/>
+            <w:pPr>
+              <w:spacing w:before="0" w:after="0" w:line="240" w:lineRule="auto"/>
+            </w:pPr>
+            <w:r>
+              <w:rPr>
+                <w:b w:val="1"/>
+                <w:bCs w:val="1"/>
+                <w:sz w:val="17"/>
+                <w:szCs w:val="17"/>
               </w:rPr>
               <w:t>Check</w:t>
             </w:r>
@@ -142,10 +157,15 @@
             <w:tcW w:w="1260" w:type="dxa"/>
           </w:tcPr>
           <w:p>
-            <w:r>
-              <w:rPr>
-                <w:b/>
-                <w:sz w:val="16"/>
+            <w:pPr>
+              <w:spacing w:before="0" w:after="0" w:line="240" w:lineRule="auto"/>
+            </w:pPr>
+            <w:r>
+              <w:rPr>
+                <w:b w:val="1"/>
+                <w:bCs w:val="1"/>
+                <w:sz w:val="17"/>
+                <w:szCs w:val="17"/>
               </w:rPr>
               <w:t>n</w:t>
             </w:r>
@@ -156,10 +176,15 @@
             <w:tcW w:w="1260" w:type="dxa"/>
           </w:tcPr>
           <w:p>
-            <w:r>
-              <w:rPr>
-                <w:b/>
-                <w:sz w:val="16"/>
+            <w:pPr>
+              <w:spacing w:before="0" w:after="0" w:line="240" w:lineRule="auto"/>
+            </w:pPr>
+            <w:r>
+              <w:rPr>
+                <w:b w:val="1"/>
+                <w:bCs w:val="1"/>
+                <w:sz w:val="17"/>
+                <w:szCs w:val="17"/>
               </w:rPr>
               <w:t>AUC</w:t>
             </w:r>
@@ -170,10 +195,15 @@
             <w:tcW w:w="1260" w:type="dxa"/>
           </w:tcPr>
           <w:p>
-            <w:r>
-              <w:rPr>
-                <w:b/>
-                <w:sz w:val="16"/>
+            <w:pPr>
+              <w:spacing w:before="0" w:after="0" w:line="240" w:lineRule="auto"/>
+            </w:pPr>
+            <w:r>
+              <w:rPr>
+                <w:b w:val="1"/>
+                <w:bCs w:val="1"/>
+                <w:sz w:val="17"/>
+                <w:szCs w:val="17"/>
               </w:rPr>
               <w:t>Brier</w:t>
             </w:r>
@@ -184,10 +214,15 @@
             <w:tcW w:w="1260" w:type="dxa"/>
           </w:tcPr>
           <w:p>
-            <w:r>
-              <w:rPr>
-                <w:b/>
-                <w:sz w:val="16"/>
+            <w:pPr>
+              <w:spacing w:before="0" w:after="0" w:line="240" w:lineRule="auto"/>
+            </w:pPr>
+            <w:r>
+              <w:rPr>
+                <w:b w:val="1"/>
+                <w:bCs w:val="1"/>
+                <w:sz w:val="17"/>
+                <w:szCs w:val="17"/>
               </w:rPr>
               <w:t>TP/TN/FP/FN</w:t>
             </w:r>
@@ -198,10 +233,15 @@
             <w:tcW w:w="1260" w:type="dxa"/>
           </w:tcPr>
           <w:p>
-            <w:r>
-              <w:rPr>
-                <w:b/>
-                <w:sz w:val="16"/>
+            <w:pPr>
+              <w:spacing w:before="0" w:after="0" w:line="240" w:lineRule="auto"/>
+            </w:pPr>
+            <w:r>
+              <w:rPr>
+                <w:b w:val="1"/>
+                <w:bCs w:val="1"/>
+                <w:sz w:val="17"/>
+                <w:szCs w:val="17"/>
               </w:rPr>
               <w:t>Sensitivity</w:t>
             </w:r>
@@ -212,10 +252,15 @@
             <w:tcW w:w="1260" w:type="dxa"/>
           </w:tcPr>
           <w:p>
-            <w:r>
-              <w:rPr>
-                <w:b/>
-                <w:sz w:val="16"/>
+            <w:pPr>
+              <w:spacing w:before="0" w:after="0" w:line="240" w:lineRule="auto"/>
+            </w:pPr>
+            <w:r>
+              <w:rPr>
+                <w:b w:val="1"/>
+                <w:bCs w:val="1"/>
+                <w:sz w:val="17"/>
+                <w:szCs w:val="17"/>
               </w:rPr>
               <w:t>Specificity</w:t>
             </w:r>
@@ -226,10 +271,15 @@
             <w:tcW w:w="1260" w:type="dxa"/>
           </w:tcPr>
           <w:p>
-            <w:r>
-              <w:rPr>
-                <w:b/>
-                <w:sz w:val="16"/>
+            <w:pPr>
+              <w:spacing w:before="0" w:after="0" w:line="240" w:lineRule="auto"/>
+            </w:pPr>
+            <w:r>
+              <w:rPr>
+                <w:b w:val="1"/>
+                <w:bCs w:val="1"/>
+                <w:sz w:val="17"/>
+                <w:szCs w:val="17"/>
               </w:rPr>
               <w:t>Status</w:t>
             </w:r>
@@ -237,14 +287,19 @@
         </w:tc>
       </w:tr>
       <w:tr>
+        <w:trPr/>
         <w:tc>
           <w:tcPr>
             <w:tcW w:w="1260" w:type="dxa"/>
           </w:tcPr>
           <w:p>
-            <w:r>
-              <w:rPr>
-                <w:sz w:val="16"/>
+            <w:pPr>
+              <w:spacing w:before="0" w:after="0" w:line="240" w:lineRule="auto"/>
+            </w:pPr>
+            <w:r>
+              <w:rPr>
+                <w:sz w:val="17"/>
+                <w:szCs w:val="17"/>
               </w:rPr>
               <w:t>combined external score</w:t>
             </w:r>
@@ -255,9 +310,13 @@
             <w:tcW w:w="1260" w:type="dxa"/>
           </w:tcPr>
           <w:p>
-            <w:r>
-              <w:rPr>
-                <w:sz w:val="16"/>
+            <w:pPr>
+              <w:spacing w:before="0" w:after="0" w:line="240" w:lineRule="auto"/>
+            </w:pPr>
+            <w:r>
+              <w:rPr>
+                <w:sz w:val="17"/>
+                <w:szCs w:val="17"/>
               </w:rPr>
               <w:t>234</w:t>
             </w:r>
@@ -268,9 +327,13 @@
             <w:tcW w:w="1260" w:type="dxa"/>
           </w:tcPr>
           <w:p>
-            <w:r>
-              <w:rPr>
-                <w:sz w:val="16"/>
+            <w:pPr>
+              <w:spacing w:before="0" w:after="0" w:line="240" w:lineRule="auto"/>
+            </w:pPr>
+            <w:r>
+              <w:rPr>
+                <w:sz w:val="17"/>
+                <w:szCs w:val="17"/>
               </w:rPr>
               <w:t>0.811</w:t>
             </w:r>
@@ -281,9 +344,13 @@
             <w:tcW w:w="1260" w:type="dxa"/>
           </w:tcPr>
           <w:p>
-            <w:r>
-              <w:rPr>
-                <w:sz w:val="16"/>
+            <w:pPr>
+              <w:spacing w:before="0" w:after="0" w:line="240" w:lineRule="auto"/>
+            </w:pPr>
+            <w:r>
+              <w:rPr>
+                <w:sz w:val="17"/>
+                <w:szCs w:val="17"/>
               </w:rPr>
               <w:t>0.172</w:t>
             </w:r>
@@ -294,9 +361,13 @@
             <w:tcW w:w="1260" w:type="dxa"/>
           </w:tcPr>
           <w:p>
-            <w:r>
-              <w:rPr>
-                <w:sz w:val="16"/>
+            <w:pPr>
+              <w:spacing w:before="0" w:after="0" w:line="240" w:lineRule="auto"/>
+            </w:pPr>
+            <w:r>
+              <w:rPr>
+                <w:sz w:val="17"/>
+                <w:szCs w:val="17"/>
               </w:rPr>
               <w:t>115/63/35/21</w:t>
             </w:r>
@@ -307,9 +378,13 @@
             <w:tcW w:w="1260" w:type="dxa"/>
           </w:tcPr>
           <w:p>
-            <w:r>
-              <w:rPr>
-                <w:sz w:val="16"/>
+            <w:pPr>
+              <w:spacing w:before="0" w:after="0" w:line="240" w:lineRule="auto"/>
+            </w:pPr>
+            <w:r>
+              <w:rPr>
+                <w:sz w:val="17"/>
+                <w:szCs w:val="17"/>
               </w:rPr>
               <w:t>0.846</w:t>
             </w:r>
@@ -320,9 +395,13 @@
             <w:tcW w:w="1260" w:type="dxa"/>
           </w:tcPr>
           <w:p>
-            <w:r>
-              <w:rPr>
-                <w:sz w:val="16"/>
+            <w:pPr>
+              <w:spacing w:before="0" w:after="0" w:line="240" w:lineRule="auto"/>
+            </w:pPr>
+            <w:r>
+              <w:rPr>
+                <w:sz w:val="17"/>
+                <w:szCs w:val="17"/>
               </w:rPr>
               <w:t>0.643</w:t>
             </w:r>
@@ -333,9 +412,13 @@
             <w:tcW w:w="1260" w:type="dxa"/>
           </w:tcPr>
           <w:p>
-            <w:r>
-              <w:rPr>
-                <w:sz w:val="16"/>
+            <w:pPr>
+              <w:spacing w:before="0" w:after="0" w:line="240" w:lineRule="auto"/>
+            </w:pPr>
+            <w:r>
+              <w:rPr>
+                <w:sz w:val="17"/>
+                <w:szCs w:val="17"/>
               </w:rPr>
               <w:t>5-fold score</w:t>
             </w:r>
@@ -343,14 +426,19 @@
         </w:tc>
       </w:tr>
       <w:tr>
+        <w:trPr/>
         <w:tc>
           <w:tcPr>
             <w:tcW w:w="1260" w:type="dxa"/>
           </w:tcPr>
           <w:p>
-            <w:r>
-              <w:rPr>
-                <w:sz w:val="16"/>
+            <w:pPr>
+              <w:spacing w:before="0" w:after="0" w:line="240" w:lineRule="auto"/>
+            </w:pPr>
+            <w:r>
+              <w:rPr>
+                <w:sz w:val="17"/>
+                <w:szCs w:val="17"/>
               </w:rPr>
               <w:t>DPT score</w:t>
             </w:r>
@@ -361,9 +449,13 @@
             <w:tcW w:w="1260" w:type="dxa"/>
           </w:tcPr>
           <w:p>
-            <w:r>
-              <w:rPr>
-                <w:sz w:val="16"/>
+            <w:pPr>
+              <w:spacing w:before="0" w:after="0" w:line="240" w:lineRule="auto"/>
+            </w:pPr>
+            <w:r>
+              <w:rPr>
+                <w:sz w:val="17"/>
+                <w:szCs w:val="17"/>
               </w:rPr>
               <w:t>234</w:t>
             </w:r>
@@ -374,9 +466,13 @@
             <w:tcW w:w="1260" w:type="dxa"/>
           </w:tcPr>
           <w:p>
-            <w:r>
-              <w:rPr>
-                <w:sz w:val="16"/>
+            <w:pPr>
+              <w:spacing w:before="0" w:after="0" w:line="240" w:lineRule="auto"/>
+            </w:pPr>
+            <w:r>
+              <w:rPr>
+                <w:sz w:val="17"/>
+                <w:szCs w:val="17"/>
               </w:rPr>
               <w:t>0.778</w:t>
             </w:r>
@@ -387,9 +483,13 @@
             <w:tcW w:w="1260" w:type="dxa"/>
           </w:tcPr>
           <w:p>
-            <w:r>
-              <w:rPr>
-                <w:sz w:val="16"/>
+            <w:pPr>
+              <w:spacing w:before="0" w:after="0" w:line="240" w:lineRule="auto"/>
+            </w:pPr>
+            <w:r>
+              <w:rPr>
+                <w:sz w:val="17"/>
+                <w:szCs w:val="17"/>
               </w:rPr>
               <w:t>0.189</w:t>
             </w:r>
@@ -400,9 +500,13 @@
             <w:tcW w:w="1260" w:type="dxa"/>
           </w:tcPr>
           <w:p>
-            <w:r>
-              <w:rPr>
-                <w:sz w:val="16"/>
+            <w:pPr>
+              <w:spacing w:before="0" w:after="0" w:line="240" w:lineRule="auto"/>
+            </w:pPr>
+            <w:r>
+              <w:rPr>
+                <w:sz w:val="17"/>
+                <w:szCs w:val="17"/>
               </w:rPr>
               <w:t>116/60/38/20</w:t>
             </w:r>
@@ -413,9 +517,13 @@
             <w:tcW w:w="1260" w:type="dxa"/>
           </w:tcPr>
           <w:p>
-            <w:r>
-              <w:rPr>
-                <w:sz w:val="16"/>
+            <w:pPr>
+              <w:spacing w:before="0" w:after="0" w:line="240" w:lineRule="auto"/>
+            </w:pPr>
+            <w:r>
+              <w:rPr>
+                <w:sz w:val="17"/>
+                <w:szCs w:val="17"/>
               </w:rPr>
               <w:t>0.853</w:t>
             </w:r>
@@ -426,9 +534,13 @@
             <w:tcW w:w="1260" w:type="dxa"/>
           </w:tcPr>
           <w:p>
-            <w:r>
-              <w:rPr>
-                <w:sz w:val="16"/>
+            <w:pPr>
+              <w:spacing w:before="0" w:after="0" w:line="240" w:lineRule="auto"/>
+            </w:pPr>
+            <w:r>
+              <w:rPr>
+                <w:sz w:val="17"/>
+                <w:szCs w:val="17"/>
               </w:rPr>
               <w:t>0.612</w:t>
             </w:r>
@@ -439,9 +551,13 @@
             <w:tcW w:w="1260" w:type="dxa"/>
           </w:tcPr>
           <w:p>
-            <w:r>
-              <w:rPr>
-                <w:sz w:val="16"/>
+            <w:pPr>
+              <w:spacing w:before="0" w:after="0" w:line="240" w:lineRule="auto"/>
+            </w:pPr>
+            <w:r>
+              <w:rPr>
+                <w:sz w:val="17"/>
+                <w:szCs w:val="17"/>
               </w:rPr>
               <w:t>5-fold score</w:t>
             </w:r>
@@ -449,14 +565,19 @@
         </w:tc>
       </w:tr>
       <w:tr>
+        <w:trPr/>
         <w:tc>
           <w:tcPr>
             <w:tcW w:w="1260" w:type="dxa"/>
           </w:tcPr>
           <w:p>
-            <w:r>
-              <w:rPr>
-                <w:sz w:val="16"/>
+            <w:pPr>
+              <w:spacing w:before="0" w:after="0" w:line="240" w:lineRule="auto"/>
+            </w:pPr>
+            <w:r>
+              <w:rPr>
+                <w:sz w:val="17"/>
+                <w:szCs w:val="17"/>
               </w:rPr>
               <w:t>Vs score</w:t>
             </w:r>
@@ -467,9 +588,13 @@
             <w:tcW w:w="1260" w:type="dxa"/>
           </w:tcPr>
           <w:p>
-            <w:r>
-              <w:rPr>
-                <w:sz w:val="16"/>
+            <w:pPr>
+              <w:spacing w:before="0" w:after="0" w:line="240" w:lineRule="auto"/>
+            </w:pPr>
+            <w:r>
+              <w:rPr>
+                <w:sz w:val="17"/>
+                <w:szCs w:val="17"/>
               </w:rPr>
               <w:t>234</w:t>
             </w:r>
@@ -480,9 +605,13 @@
             <w:tcW w:w="1260" w:type="dxa"/>
           </w:tcPr>
           <w:p>
-            <w:r>
-              <w:rPr>
-                <w:sz w:val="16"/>
+            <w:pPr>
+              <w:spacing w:before="0" w:after="0" w:line="240" w:lineRule="auto"/>
+            </w:pPr>
+            <w:r>
+              <w:rPr>
+                <w:sz w:val="17"/>
+                <w:szCs w:val="17"/>
               </w:rPr>
               <w:t>0.796</w:t>
             </w:r>
@@ -493,9 +622,13 @@
             <w:tcW w:w="1260" w:type="dxa"/>
           </w:tcPr>
           <w:p>
-            <w:r>
-              <w:rPr>
-                <w:sz w:val="16"/>
+            <w:pPr>
+              <w:spacing w:before="0" w:after="0" w:line="240" w:lineRule="auto"/>
+            </w:pPr>
+            <w:r>
+              <w:rPr>
+                <w:sz w:val="17"/>
+                <w:szCs w:val="17"/>
               </w:rPr>
               <w:t>0.183</w:t>
             </w:r>
@@ -506,9 +639,13 @@
             <w:tcW w:w="1260" w:type="dxa"/>
           </w:tcPr>
           <w:p>
-            <w:r>
-              <w:rPr>
-                <w:sz w:val="16"/>
+            <w:pPr>
+              <w:spacing w:before="0" w:after="0" w:line="240" w:lineRule="auto"/>
+            </w:pPr>
+            <w:r>
+              <w:rPr>
+                <w:sz w:val="17"/>
+                <w:szCs w:val="17"/>
               </w:rPr>
               <w:t>116/62/36/20</w:t>
             </w:r>
@@ -519,9 +656,13 @@
             <w:tcW w:w="1260" w:type="dxa"/>
           </w:tcPr>
           <w:p>
-            <w:r>
-              <w:rPr>
-                <w:sz w:val="16"/>
+            <w:pPr>
+              <w:spacing w:before="0" w:after="0" w:line="240" w:lineRule="auto"/>
+            </w:pPr>
+            <w:r>
+              <w:rPr>
+                <w:sz w:val="17"/>
+                <w:szCs w:val="17"/>
               </w:rPr>
               <w:t>0.853</w:t>
             </w:r>
@@ -532,9 +673,13 @@
             <w:tcW w:w="1260" w:type="dxa"/>
           </w:tcPr>
           <w:p>
-            <w:r>
-              <w:rPr>
-                <w:sz w:val="16"/>
+            <w:pPr>
+              <w:spacing w:before="0" w:after="0" w:line="240" w:lineRule="auto"/>
+            </w:pPr>
+            <w:r>
+              <w:rPr>
+                <w:sz w:val="17"/>
+                <w:szCs w:val="17"/>
               </w:rPr>
               <w:t>0.633</w:t>
             </w:r>
@@ -545,9 +690,13 @@
             <w:tcW w:w="1260" w:type="dxa"/>
           </w:tcPr>
           <w:p>
-            <w:r>
-              <w:rPr>
-                <w:sz w:val="16"/>
+            <w:pPr>
+              <w:spacing w:before="0" w:after="0" w:line="240" w:lineRule="auto"/>
+            </w:pPr>
+            <w:r>
+              <w:rPr>
+                <w:sz w:val="17"/>
+                <w:szCs w:val="17"/>
               </w:rPr>
               <w:t>5-fold score</w:t>
             </w:r>
@@ -555,14 +704,19 @@
         </w:tc>
       </w:tr>
       <w:tr>
+        <w:trPr/>
         <w:tc>
           <w:tcPr>
             <w:tcW w:w="1260" w:type="dxa"/>
           </w:tcPr>
           <w:p>
-            <w:r>
-              <w:rPr>
-                <w:sz w:val="16"/>
+            <w:pPr>
+              <w:spacing w:before="0" w:after="0" w:line="240" w:lineRule="auto"/>
+            </w:pPr>
+            <w:r>
+              <w:rPr>
+                <w:sz w:val="17"/>
+                <w:szCs w:val="17"/>
               </w:rPr>
               <w:t>static limit-state margin</w:t>
             </w:r>
@@ -573,9 +727,13 @@
             <w:tcW w:w="1260" w:type="dxa"/>
           </w:tcPr>
           <w:p>
-            <w:r>
-              <w:rPr>
-                <w:sz w:val="16"/>
+            <w:pPr>
+              <w:spacing w:before="0" w:after="0" w:line="240" w:lineRule="auto"/>
+            </w:pPr>
+            <w:r>
+              <w:rPr>
+                <w:sz w:val="17"/>
+                <w:szCs w:val="17"/>
               </w:rPr>
               <w:t>195</w:t>
             </w:r>
@@ -586,9 +744,13 @@
             <w:tcW w:w="1260" w:type="dxa"/>
           </w:tcPr>
           <w:p>
-            <w:r>
-              <w:rPr>
-                <w:sz w:val="16"/>
+            <w:pPr>
+              <w:spacing w:before="0" w:after="0" w:line="240" w:lineRule="auto"/>
+            </w:pPr>
+            <w:r>
+              <w:rPr>
+                <w:sz w:val="17"/>
+                <w:szCs w:val="17"/>
               </w:rPr>
               <w:t>0.760</w:t>
             </w:r>
@@ -599,9 +761,13 @@
             <w:tcW w:w="1260" w:type="dxa"/>
           </w:tcPr>
           <w:p>
-            <w:r>
-              <w:rPr>
-                <w:sz w:val="16"/>
+            <w:pPr>
+              <w:spacing w:before="0" w:after="0" w:line="240" w:lineRule="auto"/>
+            </w:pPr>
+            <w:r>
+              <w:rPr>
+                <w:sz w:val="17"/>
+                <w:szCs w:val="17"/>
               </w:rPr>
               <w:t>0.199</w:t>
             </w:r>
@@ -612,9 +778,13 @@
             <w:tcW w:w="1260" w:type="dxa"/>
           </w:tcPr>
           <w:p>
-            <w:r>
-              <w:rPr>
-                <w:sz w:val="16"/>
+            <w:pPr>
+              <w:spacing w:before="0" w:after="0" w:line="240" w:lineRule="auto"/>
+            </w:pPr>
+            <w:r>
+              <w:rPr>
+                <w:sz w:val="17"/>
+                <w:szCs w:val="17"/>
               </w:rPr>
               <w:t>91/42/50/12</w:t>
             </w:r>
@@ -625,9 +795,13 @@
             <w:tcW w:w="1260" w:type="dxa"/>
           </w:tcPr>
           <w:p>
-            <w:r>
-              <w:rPr>
-                <w:sz w:val="16"/>
+            <w:pPr>
+              <w:spacing w:before="0" w:after="0" w:line="240" w:lineRule="auto"/>
+            </w:pPr>
+            <w:r>
+              <w:rPr>
+                <w:sz w:val="17"/>
+                <w:szCs w:val="17"/>
               </w:rPr>
               <w:t>0.883</w:t>
             </w:r>
@@ -638,9 +812,13 @@
             <w:tcW w:w="1260" w:type="dxa"/>
           </w:tcPr>
           <w:p>
-            <w:r>
-              <w:rPr>
-                <w:sz w:val="16"/>
+            <w:pPr>
+              <w:spacing w:before="0" w:after="0" w:line="240" w:lineRule="auto"/>
+            </w:pPr>
+            <w:r>
+              <w:rPr>
+                <w:sz w:val="17"/>
+                <w:szCs w:val="17"/>
               </w:rPr>
               <w:t>0.457</w:t>
             </w:r>
@@ -651,9 +829,13 @@
             <w:tcW w:w="1260" w:type="dxa"/>
           </w:tcPr>
           <w:p>
-            <w:r>
-              <w:rPr>
-                <w:sz w:val="16"/>
+            <w:pPr>
+              <w:spacing w:before="0" w:after="0" w:line="240" w:lineRule="auto"/>
+            </w:pPr>
+            <w:r>
+              <w:rPr>
+                <w:sz w:val="17"/>
+                <w:szCs w:val="17"/>
               </w:rPr>
               <w:t>static compatibility</w:t>
             </w:r>
@@ -661,14 +843,19 @@
         </w:tc>
       </w:tr>
       <w:tr>
+        <w:trPr/>
         <w:tc>
           <w:tcPr>
             <w:tcW w:w="1260" w:type="dxa"/>
           </w:tcPr>
           <w:p>
-            <w:r>
-              <w:rPr>
-                <w:sz w:val="16"/>
+            <w:pPr>
+              <w:spacing w:before="0" w:after="0" w:line="240" w:lineRule="auto"/>
+            </w:pPr>
+            <w:r>
+              <w:rPr>
+                <w:sz w:val="17"/>
+                <w:szCs w:val="17"/>
               </w:rPr>
               <w:t>static Pf proxy</w:t>
             </w:r>
@@ -679,9 +866,13 @@
             <w:tcW w:w="1260" w:type="dxa"/>
           </w:tcPr>
           <w:p>
-            <w:r>
-              <w:rPr>
-                <w:sz w:val="16"/>
+            <w:pPr>
+              <w:spacing w:before="0" w:after="0" w:line="240" w:lineRule="auto"/>
+            </w:pPr>
+            <w:r>
+              <w:rPr>
+                <w:sz w:val="17"/>
+                <w:szCs w:val="17"/>
               </w:rPr>
               <w:t>195</w:t>
             </w:r>
@@ -692,9 +883,13 @@
             <w:tcW w:w="1260" w:type="dxa"/>
           </w:tcPr>
           <w:p>
-            <w:r>
-              <w:rPr>
-                <w:sz w:val="16"/>
+            <w:pPr>
+              <w:spacing w:before="0" w:after="0" w:line="240" w:lineRule="auto"/>
+            </w:pPr>
+            <w:r>
+              <w:rPr>
+                <w:sz w:val="17"/>
+                <w:szCs w:val="17"/>
               </w:rPr>
               <w:t>0.760</w:t>
             </w:r>
@@ -705,9 +900,13 @@
             <w:tcW w:w="1260" w:type="dxa"/>
           </w:tcPr>
           <w:p>
-            <w:r>
-              <w:rPr>
-                <w:sz w:val="16"/>
+            <w:pPr>
+              <w:spacing w:before="0" w:after="0" w:line="240" w:lineRule="auto"/>
+            </w:pPr>
+            <w:r>
+              <w:rPr>
+                <w:sz w:val="17"/>
+                <w:szCs w:val="17"/>
               </w:rPr>
               <w:t>0.200</w:t>
             </w:r>
@@ -718,9 +917,13 @@
             <w:tcW w:w="1260" w:type="dxa"/>
           </w:tcPr>
           <w:p>
-            <w:r>
-              <w:rPr>
-                <w:sz w:val="16"/>
+            <w:pPr>
+              <w:spacing w:before="0" w:after="0" w:line="240" w:lineRule="auto"/>
+            </w:pPr>
+            <w:r>
+              <w:rPr>
+                <w:sz w:val="17"/>
+                <w:szCs w:val="17"/>
               </w:rPr>
               <w:t>91/42/50/12</w:t>
             </w:r>
@@ -731,9 +934,13 @@
             <w:tcW w:w="1260" w:type="dxa"/>
           </w:tcPr>
           <w:p>
-            <w:r>
-              <w:rPr>
-                <w:sz w:val="16"/>
+            <w:pPr>
+              <w:spacing w:before="0" w:after="0" w:line="240" w:lineRule="auto"/>
+            </w:pPr>
+            <w:r>
+              <w:rPr>
+                <w:sz w:val="17"/>
+                <w:szCs w:val="17"/>
               </w:rPr>
               <w:t>0.883</w:t>
             </w:r>
@@ -744,9 +951,13 @@
             <w:tcW w:w="1260" w:type="dxa"/>
           </w:tcPr>
           <w:p>
-            <w:r>
-              <w:rPr>
-                <w:sz w:val="16"/>
+            <w:pPr>
+              <w:spacing w:before="0" w:after="0" w:line="240" w:lineRule="auto"/>
+            </w:pPr>
+            <w:r>
+              <w:rPr>
+                <w:sz w:val="17"/>
+                <w:szCs w:val="17"/>
               </w:rPr>
               <w:t>0.457</w:t>
             </w:r>
@@ -757,9 +968,13 @@
             <w:tcW w:w="1260" w:type="dxa"/>
           </w:tcPr>
           <w:p>
-            <w:r>
-              <w:rPr>
-                <w:sz w:val="16"/>
+            <w:pPr>
+              <w:spacing w:before="0" w:after="0" w:line="240" w:lineRule="auto"/>
+            </w:pPr>
+            <w:r>
+              <w:rPr>
+                <w:sz w:val="17"/>
+                <w:szCs w:val="17"/>
               </w:rPr>
               <w:t>static compatibility</w:t>
             </w:r>
@@ -815,9 +1030,16 @@
     </w:p>
     <w:tbl>
       <w:tblPr>
-        <w:tblStyle w:val="TableGrid"/>
-        <w:tblW w:w="0" w:type="auto"/>
+        <w:tblStyle w:val="PlainTable2"/>
         <w:tblLook w:val="04A0" w:firstRow="1" w:lastRow="0" w:firstColumn="1" w:lastColumn="0" w:noHBand="0" w:noVBand="1"/>
+        <w:tblW w:w="5000" w:type="pct"/>
+        <w:tblLayout w:type="autofit"/>
+        <w:tblCellMar>
+          <w:top w:w="40" w:type="dxa"/>
+          <w:bottom w:w="40" w:type="dxa"/>
+          <w:left w:w="60" w:type="dxa"/>
+          <w:right w:w="60" w:type="dxa"/>
+        </w:tblCellMar>
       </w:tblPr>
       <w:tblGrid>
         <w:gridCol w:w="1440"/>
@@ -829,15 +1051,23 @@
         <w:gridCol w:w="1440"/>
       </w:tblGrid>
       <w:tr>
+        <w:trPr>
+          <w:tblHeader w:val="true"/>
+        </w:trPr>
         <w:tc>
           <w:tcPr>
             <w:tcW w:w="1440" w:type="dxa"/>
           </w:tcPr>
           <w:p>
-            <w:r>
-              <w:rPr>
-                <w:b/>
-                <w:sz w:val="16"/>
+            <w:pPr>
+              <w:spacing w:before="0" w:after="0" w:line="240" w:lineRule="auto"/>
+            </w:pPr>
+            <w:r>
+              <w:rPr>
+                <w:b w:val="1"/>
+                <w:bCs w:val="1"/>
+                <w:sz w:val="17"/>
+                <w:szCs w:val="17"/>
               </w:rPr>
               <w:t>Scenario</w:t>
             </w:r>
@@ -848,10 +1078,15 @@
             <w:tcW w:w="1440" w:type="dxa"/>
           </w:tcPr>
           <w:p>
-            <w:r>
-              <w:rPr>
-                <w:b/>
-                <w:sz w:val="16"/>
+            <w:pPr>
+              <w:spacing w:before="0" w:after="0" w:line="240" w:lineRule="auto"/>
+            </w:pPr>
+            <w:r>
+              <w:rPr>
+                <w:b w:val="1"/>
+                <w:bCs w:val="1"/>
+                <w:sz w:val="17"/>
+                <w:szCs w:val="17"/>
               </w:rPr>
               <w:t>Gradation</w:t>
             </w:r>
@@ -862,10 +1097,15 @@
             <w:tcW w:w="1440" w:type="dxa"/>
           </w:tcPr>
           <w:p>
-            <w:r>
-              <w:rPr>
-                <w:b/>
-                <w:sz w:val="16"/>
+            <w:pPr>
+              <w:spacing w:before="0" w:after="0" w:line="240" w:lineRule="auto"/>
+            </w:pPr>
+            <w:r>
+              <w:rPr>
+                <w:b w:val="1"/>
+                <w:bCs w:val="1"/>
+                <w:sz w:val="17"/>
+                <w:szCs w:val="17"/>
               </w:rPr>
               <w:t>n</w:t>
             </w:r>
@@ -876,10 +1116,15 @@
             <w:tcW w:w="1440" w:type="dxa"/>
           </w:tcPr>
           <w:p>
-            <w:r>
-              <w:rPr>
-                <w:b/>
-                <w:sz w:val="16"/>
+            <w:pPr>
+              <w:spacing w:before="0" w:after="0" w:line="240" w:lineRule="auto"/>
+            </w:pPr>
+            <w:r>
+              <w:rPr>
+                <w:b w:val="1"/>
+                <w:bCs w:val="1"/>
+                <w:sz w:val="17"/>
+                <w:szCs w:val="17"/>
               </w:rPr>
               <w:t>Spearman Pf vs BI14</w:t>
             </w:r>
@@ -890,10 +1135,15 @@
             <w:tcW w:w="1440" w:type="dxa"/>
           </w:tcPr>
           <w:p>
-            <w:r>
-              <w:rPr>
-                <w:b/>
-                <w:sz w:val="16"/>
+            <w:pPr>
+              <w:spacing w:before="0" w:after="0" w:line="240" w:lineRule="auto"/>
+            </w:pPr>
+            <w:r>
+              <w:rPr>
+                <w:b w:val="1"/>
+                <w:bCs w:val="1"/>
+                <w:sz w:val="17"/>
+                <w:szCs w:val="17"/>
               </w:rPr>
               <w:t>Median |Delta Pf|</w:t>
             </w:r>
@@ -904,10 +1154,15 @@
             <w:tcW w:w="1440" w:type="dxa"/>
           </w:tcPr>
           <w:p>
-            <w:r>
-              <w:rPr>
-                <w:b/>
-                <w:sz w:val="16"/>
+            <w:pPr>
+              <w:spacing w:before="0" w:after="0" w:line="240" w:lineRule="auto"/>
+            </w:pPr>
+            <w:r>
+              <w:rPr>
+                <w:b w:val="1"/>
+                <w:bCs w:val="1"/>
+                <w:sz w:val="17"/>
+                <w:szCs w:val="17"/>
               </w:rPr>
               <w:t>Max |Delta Pf|</w:t>
             </w:r>
@@ -918,10 +1173,15 @@
             <w:tcW w:w="1440" w:type="dxa"/>
           </w:tcPr>
           <w:p>
-            <w:r>
-              <w:rPr>
-                <w:b/>
-                <w:sz w:val="16"/>
+            <w:pPr>
+              <w:spacing w:before="0" w:after="0" w:line="240" w:lineRule="auto"/>
+            </w:pPr>
+            <w:r>
+              <w:rPr>
+                <w:b w:val="1"/>
+                <w:bCs w:val="1"/>
+                <w:sz w:val="17"/>
+                <w:szCs w:val="17"/>
               </w:rPr>
               <w:t>Same highest layer share</w:t>
             </w:r>
@@ -929,14 +1189,19 @@
         </w:tc>
       </w:tr>
       <w:tr>
+        <w:trPr/>
         <w:tc>
           <w:tcPr>
             <w:tcW w:w="1440" w:type="dxa"/>
           </w:tcPr>
           <w:p>
-            <w:r>
-              <w:rPr>
-                <w:sz w:val="16"/>
+            <w:pPr>
+              <w:spacing w:before="0" w:after="0" w:line="240" w:lineRule="auto"/>
+            </w:pPr>
+            <w:r>
+              <w:rPr>
+                <w:sz w:val="17"/>
+                <w:szCs w:val="17"/>
               </w:rPr>
               <w:t>stationary</w:t>
             </w:r>
@@ -947,9 +1212,13 @@
             <w:tcW w:w="1440" w:type="dxa"/>
           </w:tcPr>
           <w:p>
-            <w:r>
-              <w:rPr>
-                <w:sz w:val="16"/>
+            <w:pPr>
+              <w:spacing w:before="0" w:after="0" w:line="240" w:lineRule="auto"/>
+            </w:pPr>
+            <w:r>
+              <w:rPr>
+                <w:sz w:val="17"/>
+                <w:szCs w:val="17"/>
               </w:rPr>
               <w:t>constant</w:t>
             </w:r>
@@ -960,9 +1229,13 @@
             <w:tcW w:w="1440" w:type="dxa"/>
           </w:tcPr>
           <w:p>
-            <w:r>
-              <w:rPr>
-                <w:sz w:val="16"/>
+            <w:pPr>
+              <w:spacing w:before="0" w:after="0" w:line="240" w:lineRule="auto"/>
+            </w:pPr>
+            <w:r>
+              <w:rPr>
+                <w:sz w:val="17"/>
+                <w:szCs w:val="17"/>
               </w:rPr>
               <w:t>104</w:t>
             </w:r>
@@ -973,9 +1246,13 @@
             <w:tcW w:w="1440" w:type="dxa"/>
           </w:tcPr>
           <w:p>
-            <w:r>
-              <w:rPr>
-                <w:sz w:val="16"/>
+            <w:pPr>
+              <w:spacing w:before="0" w:after="0" w:line="240" w:lineRule="auto"/>
+            </w:pPr>
+            <w:r>
+              <w:rPr>
+                <w:sz w:val="17"/>
+                <w:szCs w:val="17"/>
               </w:rPr>
               <w:t>0.968</w:t>
             </w:r>
@@ -986,9 +1263,13 @@
             <w:tcW w:w="1440" w:type="dxa"/>
           </w:tcPr>
           <w:p>
-            <w:r>
-              <w:rPr>
-                <w:sz w:val="16"/>
+            <w:pPr>
+              <w:spacing w:before="0" w:after="0" w:line="240" w:lineRule="auto"/>
+            </w:pPr>
+            <w:r>
+              <w:rPr>
+                <w:sz w:val="17"/>
+                <w:szCs w:val="17"/>
               </w:rPr>
               <w:t>0.316</w:t>
             </w:r>
@@ -999,9 +1280,13 @@
             <w:tcW w:w="1440" w:type="dxa"/>
           </w:tcPr>
           <w:p>
-            <w:r>
-              <w:rPr>
-                <w:sz w:val="16"/>
+            <w:pPr>
+              <w:spacing w:before="0" w:after="0" w:line="240" w:lineRule="auto"/>
+            </w:pPr>
+            <w:r>
+              <w:rPr>
+                <w:sz w:val="17"/>
+                <w:szCs w:val="17"/>
               </w:rPr>
               <w:t>0.430</w:t>
             </w:r>
@@ -1012,9 +1297,13 @@
             <w:tcW w:w="1440" w:type="dxa"/>
           </w:tcPr>
           <w:p>
-            <w:r>
-              <w:rPr>
-                <w:sz w:val="16"/>
+            <w:pPr>
+              <w:spacing w:before="0" w:after="0" w:line="240" w:lineRule="auto"/>
+            </w:pPr>
+            <w:r>
+              <w:rPr>
+                <w:sz w:val="17"/>
+                <w:szCs w:val="17"/>
               </w:rPr>
               <w:t>1.000</w:t>
             </w:r>
@@ -1022,14 +1311,19 @@
         </w:tc>
       </w:tr>
       <w:tr>
+        <w:trPr/>
         <w:tc>
           <w:tcPr>
             <w:tcW w:w="1440" w:type="dxa"/>
           </w:tcPr>
           <w:p>
-            <w:r>
-              <w:rPr>
-                <w:sz w:val="16"/>
+            <w:pPr>
+              <w:spacing w:before="0" w:after="0" w:line="240" w:lineRule="auto"/>
+            </w:pPr>
+            <w:r>
+              <w:rPr>
+                <w:sz w:val="17"/>
+                <w:szCs w:val="17"/>
               </w:rPr>
               <w:t>stationary</w:t>
             </w:r>
@@ -1040,9 +1334,13 @@
             <w:tcW w:w="1440" w:type="dxa"/>
           </w:tcPr>
           <w:p>
-            <w:r>
-              <w:rPr>
-                <w:sz w:val="16"/>
+            <w:pPr>
+              <w:spacing w:before="0" w:after="0" w:line="240" w:lineRule="auto"/>
+            </w:pPr>
+            <w:r>
+              <w:rPr>
+                <w:sz w:val="17"/>
+                <w:szCs w:val="17"/>
               </w:rPr>
               <w:t>fines_accumulation</w:t>
             </w:r>
@@ -1053,9 +1351,13 @@
             <w:tcW w:w="1440" w:type="dxa"/>
           </w:tcPr>
           <w:p>
-            <w:r>
-              <w:rPr>
-                <w:sz w:val="16"/>
+            <w:pPr>
+              <w:spacing w:before="0" w:after="0" w:line="240" w:lineRule="auto"/>
+            </w:pPr>
+            <w:r>
+              <w:rPr>
+                <w:sz w:val="17"/>
+                <w:szCs w:val="17"/>
               </w:rPr>
               <w:t>104</w:t>
             </w:r>
@@ -1066,9 +1368,13 @@
             <w:tcW w:w="1440" w:type="dxa"/>
           </w:tcPr>
           <w:p>
-            <w:r>
-              <w:rPr>
-                <w:sz w:val="16"/>
+            <w:pPr>
+              <w:spacing w:before="0" w:after="0" w:line="240" w:lineRule="auto"/>
+            </w:pPr>
+            <w:r>
+              <w:rPr>
+                <w:sz w:val="17"/>
+                <w:szCs w:val="17"/>
               </w:rPr>
               <w:t>0.996</w:t>
             </w:r>
@@ -1079,9 +1385,13 @@
             <w:tcW w:w="1440" w:type="dxa"/>
           </w:tcPr>
           <w:p>
-            <w:r>
-              <w:rPr>
-                <w:sz w:val="16"/>
+            <w:pPr>
+              <w:spacing w:before="0" w:after="0" w:line="240" w:lineRule="auto"/>
+            </w:pPr>
+            <w:r>
+              <w:rPr>
+                <w:sz w:val="17"/>
+                <w:szCs w:val="17"/>
               </w:rPr>
               <w:t>0.326</w:t>
             </w:r>
@@ -1092,9 +1402,13 @@
             <w:tcW w:w="1440" w:type="dxa"/>
           </w:tcPr>
           <w:p>
-            <w:r>
-              <w:rPr>
-                <w:sz w:val="16"/>
+            <w:pPr>
+              <w:spacing w:before="0" w:after="0" w:line="240" w:lineRule="auto"/>
+            </w:pPr>
+            <w:r>
+              <w:rPr>
+                <w:sz w:val="17"/>
+                <w:szCs w:val="17"/>
               </w:rPr>
               <w:t>0.461</w:t>
             </w:r>
@@ -1105,9 +1419,13 @@
             <w:tcW w:w="1440" w:type="dxa"/>
           </w:tcPr>
           <w:p>
-            <w:r>
-              <w:rPr>
-                <w:sz w:val="16"/>
+            <w:pPr>
+              <w:spacing w:before="0" w:after="0" w:line="240" w:lineRule="auto"/>
+            </w:pPr>
+            <w:r>
+              <w:rPr>
+                <w:sz w:val="17"/>
+                <w:szCs w:val="17"/>
               </w:rPr>
               <w:t>1.000</w:t>
             </w:r>
@@ -1115,14 +1433,19 @@
         </w:tc>
       </w:tr>
       <w:tr>
+        <w:trPr/>
         <w:tc>
           <w:tcPr>
             <w:tcW w:w="1440" w:type="dxa"/>
           </w:tcPr>
           <w:p>
-            <w:r>
-              <w:rPr>
-                <w:sz w:val="16"/>
+            <w:pPr>
+              <w:spacing w:before="0" w:after="0" w:line="240" w:lineRule="auto"/>
+            </w:pPr>
+            <w:r>
+              <w:rPr>
+                <w:sz w:val="17"/>
+                <w:szCs w:val="17"/>
               </w:rPr>
               <w:t>stationary</w:t>
             </w:r>
@@ -1133,9 +1456,13 @@
             <w:tcW w:w="1440" w:type="dxa"/>
           </w:tcPr>
           <w:p>
-            <w:r>
-              <w:rPr>
-                <w:sz w:val="16"/>
+            <w:pPr>
+              <w:spacing w:before="0" w:after="0" w:line="240" w:lineRule="auto"/>
+            </w:pPr>
+            <w:r>
+              <w:rPr>
+                <w:sz w:val="17"/>
+                <w:szCs w:val="17"/>
               </w:rPr>
               <w:t>fines_washout</w:t>
             </w:r>
@@ -1146,9 +1473,13 @@
             <w:tcW w:w="1440" w:type="dxa"/>
           </w:tcPr>
           <w:p>
-            <w:r>
-              <w:rPr>
-                <w:sz w:val="16"/>
+            <w:pPr>
+              <w:spacing w:before="0" w:after="0" w:line="240" w:lineRule="auto"/>
+            </w:pPr>
+            <w:r>
+              <w:rPr>
+                <w:sz w:val="17"/>
+                <w:szCs w:val="17"/>
               </w:rPr>
               <w:t>104</w:t>
             </w:r>
@@ -1159,9 +1490,13 @@
             <w:tcW w:w="1440" w:type="dxa"/>
           </w:tcPr>
           <w:p>
-            <w:r>
-              <w:rPr>
-                <w:sz w:val="16"/>
+            <w:pPr>
+              <w:spacing w:before="0" w:after="0" w:line="240" w:lineRule="auto"/>
+            </w:pPr>
+            <w:r>
+              <w:rPr>
+                <w:sz w:val="17"/>
+                <w:szCs w:val="17"/>
               </w:rPr>
               <w:t>0.997</w:t>
             </w:r>
@@ -1172,9 +1507,13 @@
             <w:tcW w:w="1440" w:type="dxa"/>
           </w:tcPr>
           <w:p>
-            <w:r>
-              <w:rPr>
-                <w:sz w:val="16"/>
+            <w:pPr>
+              <w:spacing w:before="0" w:after="0" w:line="240" w:lineRule="auto"/>
+            </w:pPr>
+            <w:r>
+              <w:rPr>
+                <w:sz w:val="17"/>
+                <w:szCs w:val="17"/>
               </w:rPr>
               <w:t>0.285</w:t>
             </w:r>
@@ -1185,9 +1524,13 @@
             <w:tcW w:w="1440" w:type="dxa"/>
           </w:tcPr>
           <w:p>
-            <w:r>
-              <w:rPr>
-                <w:sz w:val="16"/>
+            <w:pPr>
+              <w:spacing w:before="0" w:after="0" w:line="240" w:lineRule="auto"/>
+            </w:pPr>
+            <w:r>
+              <w:rPr>
+                <w:sz w:val="17"/>
+                <w:szCs w:val="17"/>
               </w:rPr>
               <w:t>0.471</w:t>
             </w:r>
@@ -1198,9 +1541,13 @@
             <w:tcW w:w="1440" w:type="dxa"/>
           </w:tcPr>
           <w:p>
-            <w:r>
-              <w:rPr>
-                <w:sz w:val="16"/>
+            <w:pPr>
+              <w:spacing w:before="0" w:after="0" w:line="240" w:lineRule="auto"/>
+            </w:pPr>
+            <w:r>
+              <w:rPr>
+                <w:sz w:val="17"/>
+                <w:szCs w:val="17"/>
               </w:rPr>
               <w:t>1.000</w:t>
             </w:r>
@@ -1208,14 +1555,19 @@
         </w:tc>
       </w:tr>
       <w:tr>
+        <w:trPr/>
         <w:tc>
           <w:tcPr>
             <w:tcW w:w="1440" w:type="dxa"/>
           </w:tcPr>
           <w:p>
-            <w:r>
-              <w:rPr>
-                <w:sz w:val="16"/>
+            <w:pPr>
+              <w:spacing w:before="0" w:after="0" w:line="240" w:lineRule="auto"/>
+            </w:pPr>
+            <w:r>
+              <w:rPr>
+                <w:sz w:val="17"/>
+                <w:szCs w:val="17"/>
               </w:rPr>
               <w:t>rising</w:t>
             </w:r>
@@ -1226,9 +1578,13 @@
             <w:tcW w:w="1440" w:type="dxa"/>
           </w:tcPr>
           <w:p>
-            <w:r>
-              <w:rPr>
-                <w:sz w:val="16"/>
+            <w:pPr>
+              <w:spacing w:before="0" w:after="0" w:line="240" w:lineRule="auto"/>
+            </w:pPr>
+            <w:r>
+              <w:rPr>
+                <w:sz w:val="17"/>
+                <w:szCs w:val="17"/>
               </w:rPr>
               <w:t>constant</w:t>
             </w:r>
@@ -1239,9 +1595,13 @@
             <w:tcW w:w="1440" w:type="dxa"/>
           </w:tcPr>
           <w:p>
-            <w:r>
-              <w:rPr>
-                <w:sz w:val="16"/>
+            <w:pPr>
+              <w:spacing w:before="0" w:after="0" w:line="240" w:lineRule="auto"/>
+            </w:pPr>
+            <w:r>
+              <w:rPr>
+                <w:sz w:val="17"/>
+                <w:szCs w:val="17"/>
               </w:rPr>
               <w:t>104</w:t>
             </w:r>
@@ -1252,9 +1612,13 @@
             <w:tcW w:w="1440" w:type="dxa"/>
           </w:tcPr>
           <w:p>
-            <w:r>
-              <w:rPr>
-                <w:sz w:val="16"/>
+            <w:pPr>
+              <w:spacing w:before="0" w:after="0" w:line="240" w:lineRule="auto"/>
+            </w:pPr>
+            <w:r>
+              <w:rPr>
+                <w:sz w:val="17"/>
+                <w:szCs w:val="17"/>
               </w:rPr>
               <w:t>0.966</w:t>
             </w:r>
@@ -1265,9 +1629,13 @@
             <w:tcW w:w="1440" w:type="dxa"/>
           </w:tcPr>
           <w:p>
-            <w:r>
-              <w:rPr>
-                <w:sz w:val="16"/>
+            <w:pPr>
+              <w:spacing w:before="0" w:after="0" w:line="240" w:lineRule="auto"/>
+            </w:pPr>
+            <w:r>
+              <w:rPr>
+                <w:sz w:val="17"/>
+                <w:szCs w:val="17"/>
               </w:rPr>
               <w:t>0.228</w:t>
             </w:r>
@@ -1278,9 +1646,13 @@
             <w:tcW w:w="1440" w:type="dxa"/>
           </w:tcPr>
           <w:p>
-            <w:r>
-              <w:rPr>
-                <w:sz w:val="16"/>
+            <w:pPr>
+              <w:spacing w:before="0" w:after="0" w:line="240" w:lineRule="auto"/>
+            </w:pPr>
+            <w:r>
+              <w:rPr>
+                <w:sz w:val="17"/>
+                <w:szCs w:val="17"/>
               </w:rPr>
               <w:t>0.475</w:t>
             </w:r>
@@ -1291,9 +1663,13 @@
             <w:tcW w:w="1440" w:type="dxa"/>
           </w:tcPr>
           <w:p>
-            <w:r>
-              <w:rPr>
-                <w:sz w:val="16"/>
+            <w:pPr>
+              <w:spacing w:before="0" w:after="0" w:line="240" w:lineRule="auto"/>
+            </w:pPr>
+            <w:r>
+              <w:rPr>
+                <w:sz w:val="17"/>
+                <w:szCs w:val="17"/>
               </w:rPr>
               <w:t>0.654</w:t>
             </w:r>
@@ -1301,14 +1677,19 @@
         </w:tc>
       </w:tr>
       <w:tr>
+        <w:trPr/>
         <w:tc>
           <w:tcPr>
             <w:tcW w:w="1440" w:type="dxa"/>
           </w:tcPr>
           <w:p>
-            <w:r>
-              <w:rPr>
-                <w:sz w:val="16"/>
+            <w:pPr>
+              <w:spacing w:before="0" w:after="0" w:line="240" w:lineRule="auto"/>
+            </w:pPr>
+            <w:r>
+              <w:rPr>
+                <w:sz w:val="17"/>
+                <w:szCs w:val="17"/>
               </w:rPr>
               <w:t>rising</w:t>
             </w:r>
@@ -1319,9 +1700,13 @@
             <w:tcW w:w="1440" w:type="dxa"/>
           </w:tcPr>
           <w:p>
-            <w:r>
-              <w:rPr>
-                <w:sz w:val="16"/>
+            <w:pPr>
+              <w:spacing w:before="0" w:after="0" w:line="240" w:lineRule="auto"/>
+            </w:pPr>
+            <w:r>
+              <w:rPr>
+                <w:sz w:val="17"/>
+                <w:szCs w:val="17"/>
               </w:rPr>
               <w:t>fines_accumulation</w:t>
             </w:r>
@@ -1332,9 +1717,13 @@
             <w:tcW w:w="1440" w:type="dxa"/>
           </w:tcPr>
           <w:p>
-            <w:r>
-              <w:rPr>
-                <w:sz w:val="16"/>
+            <w:pPr>
+              <w:spacing w:before="0" w:after="0" w:line="240" w:lineRule="auto"/>
+            </w:pPr>
+            <w:r>
+              <w:rPr>
+                <w:sz w:val="17"/>
+                <w:szCs w:val="17"/>
               </w:rPr>
               <w:t>104</w:t>
             </w:r>
@@ -1345,9 +1734,13 @@
             <w:tcW w:w="1440" w:type="dxa"/>
           </w:tcPr>
           <w:p>
-            <w:r>
-              <w:rPr>
-                <w:sz w:val="16"/>
+            <w:pPr>
+              <w:spacing w:before="0" w:after="0" w:line="240" w:lineRule="auto"/>
+            </w:pPr>
+            <w:r>
+              <w:rPr>
+                <w:sz w:val="17"/>
+                <w:szCs w:val="17"/>
               </w:rPr>
               <w:t>0.931</w:t>
             </w:r>
@@ -1358,9 +1751,13 @@
             <w:tcW w:w="1440" w:type="dxa"/>
           </w:tcPr>
           <w:p>
-            <w:r>
-              <w:rPr>
-                <w:sz w:val="16"/>
+            <w:pPr>
+              <w:spacing w:before="0" w:after="0" w:line="240" w:lineRule="auto"/>
+            </w:pPr>
+            <w:r>
+              <w:rPr>
+                <w:sz w:val="17"/>
+                <w:szCs w:val="17"/>
               </w:rPr>
               <w:t>0.287</w:t>
             </w:r>
@@ -1371,9 +1768,13 @@
             <w:tcW w:w="1440" w:type="dxa"/>
           </w:tcPr>
           <w:p>
-            <w:r>
-              <w:rPr>
-                <w:sz w:val="16"/>
+            <w:pPr>
+              <w:spacing w:before="0" w:after="0" w:line="240" w:lineRule="auto"/>
+            </w:pPr>
+            <w:r>
+              <w:rPr>
+                <w:sz w:val="17"/>
+                <w:szCs w:val="17"/>
               </w:rPr>
               <w:t>0.444</w:t>
             </w:r>
@@ -1384,9 +1785,13 @@
             <w:tcW w:w="1440" w:type="dxa"/>
           </w:tcPr>
           <w:p>
-            <w:r>
-              <w:rPr>
-                <w:sz w:val="16"/>
+            <w:pPr>
+              <w:spacing w:before="0" w:after="0" w:line="240" w:lineRule="auto"/>
+            </w:pPr>
+            <w:r>
+              <w:rPr>
+                <w:sz w:val="17"/>
+                <w:szCs w:val="17"/>
               </w:rPr>
               <w:t>0.577</w:t>
             </w:r>
@@ -1394,14 +1799,19 @@
         </w:tc>
       </w:tr>
       <w:tr>
+        <w:trPr/>
         <w:tc>
           <w:tcPr>
             <w:tcW w:w="1440" w:type="dxa"/>
           </w:tcPr>
           <w:p>
-            <w:r>
-              <w:rPr>
-                <w:sz w:val="16"/>
+            <w:pPr>
+              <w:spacing w:before="0" w:after="0" w:line="240" w:lineRule="auto"/>
+            </w:pPr>
+            <w:r>
+              <w:rPr>
+                <w:sz w:val="17"/>
+                <w:szCs w:val="17"/>
               </w:rPr>
               <w:t>rising</w:t>
             </w:r>
@@ -1412,9 +1822,13 @@
             <w:tcW w:w="1440" w:type="dxa"/>
           </w:tcPr>
           <w:p>
-            <w:r>
-              <w:rPr>
-                <w:sz w:val="16"/>
+            <w:pPr>
+              <w:spacing w:before="0" w:after="0" w:line="240" w:lineRule="auto"/>
+            </w:pPr>
+            <w:r>
+              <w:rPr>
+                <w:sz w:val="17"/>
+                <w:szCs w:val="17"/>
               </w:rPr>
               <w:t>fines_washout</w:t>
             </w:r>
@@ -1425,9 +1839,13 @@
             <w:tcW w:w="1440" w:type="dxa"/>
           </w:tcPr>
           <w:p>
-            <w:r>
-              <w:rPr>
-                <w:sz w:val="16"/>
+            <w:pPr>
+              <w:spacing w:before="0" w:after="0" w:line="240" w:lineRule="auto"/>
+            </w:pPr>
+            <w:r>
+              <w:rPr>
+                <w:sz w:val="17"/>
+                <w:szCs w:val="17"/>
               </w:rPr>
               <w:t>104</w:t>
             </w:r>
@@ -1438,9 +1856,13 @@
             <w:tcW w:w="1440" w:type="dxa"/>
           </w:tcPr>
           <w:p>
-            <w:r>
-              <w:rPr>
-                <w:sz w:val="16"/>
+            <w:pPr>
+              <w:spacing w:before="0" w:after="0" w:line="240" w:lineRule="auto"/>
+            </w:pPr>
+            <w:r>
+              <w:rPr>
+                <w:sz w:val="17"/>
+                <w:szCs w:val="17"/>
               </w:rPr>
               <w:t>0.977</w:t>
             </w:r>
@@ -1451,9 +1873,13 @@
             <w:tcW w:w="1440" w:type="dxa"/>
           </w:tcPr>
           <w:p>
-            <w:r>
-              <w:rPr>
-                <w:sz w:val="16"/>
+            <w:pPr>
+              <w:spacing w:before="0" w:after="0" w:line="240" w:lineRule="auto"/>
+            </w:pPr>
+            <w:r>
+              <w:rPr>
+                <w:sz w:val="17"/>
+                <w:szCs w:val="17"/>
               </w:rPr>
               <w:t>0.211</w:t>
             </w:r>
@@ -1464,9 +1890,13 @@
             <w:tcW w:w="1440" w:type="dxa"/>
           </w:tcPr>
           <w:p>
-            <w:r>
-              <w:rPr>
-                <w:sz w:val="16"/>
+            <w:pPr>
+              <w:spacing w:before="0" w:after="0" w:line="240" w:lineRule="auto"/>
+            </w:pPr>
+            <w:r>
+              <w:rPr>
+                <w:sz w:val="17"/>
+                <w:szCs w:val="17"/>
               </w:rPr>
               <w:t>0.482</w:t>
             </w:r>
@@ -1477,9 +1907,13 @@
             <w:tcW w:w="1440" w:type="dxa"/>
           </w:tcPr>
           <w:p>
-            <w:r>
-              <w:rPr>
-                <w:sz w:val="16"/>
+            <w:pPr>
+              <w:spacing w:before="0" w:after="0" w:line="240" w:lineRule="auto"/>
+            </w:pPr>
+            <w:r>
+              <w:rPr>
+                <w:sz w:val="17"/>
+                <w:szCs w:val="17"/>
               </w:rPr>
               <w:t>0.462</w:t>
             </w:r>
@@ -1487,14 +1921,19 @@
         </w:tc>
       </w:tr>
       <w:tr>
+        <w:trPr/>
         <w:tc>
           <w:tcPr>
             <w:tcW w:w="1440" w:type="dxa"/>
           </w:tcPr>
           <w:p>
-            <w:r>
-              <w:rPr>
-                <w:sz w:val="16"/>
+            <w:pPr>
+              <w:spacing w:before="0" w:after="0" w:line="240" w:lineRule="auto"/>
+            </w:pPr>
+            <w:r>
+              <w:rPr>
+                <w:sz w:val="17"/>
+                <w:szCs w:val="17"/>
               </w:rPr>
               <w:t>seasonal</w:t>
             </w:r>
@@ -1505,9 +1944,13 @@
             <w:tcW w:w="1440" w:type="dxa"/>
           </w:tcPr>
           <w:p>
-            <w:r>
-              <w:rPr>
-                <w:sz w:val="16"/>
+            <w:pPr>
+              <w:spacing w:before="0" w:after="0" w:line="240" w:lineRule="auto"/>
+            </w:pPr>
+            <w:r>
+              <w:rPr>
+                <w:sz w:val="17"/>
+                <w:szCs w:val="17"/>
               </w:rPr>
               <w:t>constant</w:t>
             </w:r>
@@ -1518,9 +1961,13 @@
             <w:tcW w:w="1440" w:type="dxa"/>
           </w:tcPr>
           <w:p>
-            <w:r>
-              <w:rPr>
-                <w:sz w:val="16"/>
+            <w:pPr>
+              <w:spacing w:before="0" w:after="0" w:line="240" w:lineRule="auto"/>
+            </w:pPr>
+            <w:r>
+              <w:rPr>
+                <w:sz w:val="17"/>
+                <w:szCs w:val="17"/>
               </w:rPr>
               <w:t>104</w:t>
             </w:r>
@@ -1531,9 +1978,13 @@
             <w:tcW w:w="1440" w:type="dxa"/>
           </w:tcPr>
           <w:p>
-            <w:r>
-              <w:rPr>
-                <w:sz w:val="16"/>
+            <w:pPr>
+              <w:spacing w:before="0" w:after="0" w:line="240" w:lineRule="auto"/>
+            </w:pPr>
+            <w:r>
+              <w:rPr>
+                <w:sz w:val="17"/>
+                <w:szCs w:val="17"/>
               </w:rPr>
               <w:t>0.991</w:t>
             </w:r>
@@ -1544,9 +1995,13 @@
             <w:tcW w:w="1440" w:type="dxa"/>
           </w:tcPr>
           <w:p>
-            <w:r>
-              <w:rPr>
-                <w:sz w:val="16"/>
+            <w:pPr>
+              <w:spacing w:before="0" w:after="0" w:line="240" w:lineRule="auto"/>
+            </w:pPr>
+            <w:r>
+              <w:rPr>
+                <w:sz w:val="17"/>
+                <w:szCs w:val="17"/>
               </w:rPr>
               <w:t>0.281</w:t>
             </w:r>
@@ -1557,9 +2012,13 @@
             <w:tcW w:w="1440" w:type="dxa"/>
           </w:tcPr>
           <w:p>
-            <w:r>
-              <w:rPr>
-                <w:sz w:val="16"/>
+            <w:pPr>
+              <w:spacing w:before="0" w:after="0" w:line="240" w:lineRule="auto"/>
+            </w:pPr>
+            <w:r>
+              <w:rPr>
+                <w:sz w:val="17"/>
+                <w:szCs w:val="17"/>
               </w:rPr>
               <w:t>0.462</w:t>
             </w:r>
@@ -1570,9 +2029,13 @@
             <w:tcW w:w="1440" w:type="dxa"/>
           </w:tcPr>
           <w:p>
-            <w:r>
-              <w:rPr>
-                <w:sz w:val="16"/>
+            <w:pPr>
+              <w:spacing w:before="0" w:after="0" w:line="240" w:lineRule="auto"/>
+            </w:pPr>
+            <w:r>
+              <w:rPr>
+                <w:sz w:val="17"/>
+                <w:szCs w:val="17"/>
               </w:rPr>
               <w:t>1.000</w:t>
             </w:r>
@@ -1580,14 +2043,19 @@
         </w:tc>
       </w:tr>
       <w:tr>
+        <w:trPr/>
         <w:tc>
           <w:tcPr>
             <w:tcW w:w="1440" w:type="dxa"/>
           </w:tcPr>
           <w:p>
-            <w:r>
-              <w:rPr>
-                <w:sz w:val="16"/>
+            <w:pPr>
+              <w:spacing w:before="0" w:after="0" w:line="240" w:lineRule="auto"/>
+            </w:pPr>
+            <w:r>
+              <w:rPr>
+                <w:sz w:val="17"/>
+                <w:szCs w:val="17"/>
               </w:rPr>
               <w:t>seasonal</w:t>
             </w:r>
@@ -1598,9 +2066,13 @@
             <w:tcW w:w="1440" w:type="dxa"/>
           </w:tcPr>
           <w:p>
-            <w:r>
-              <w:rPr>
-                <w:sz w:val="16"/>
+            <w:pPr>
+              <w:spacing w:before="0" w:after="0" w:line="240" w:lineRule="auto"/>
+            </w:pPr>
+            <w:r>
+              <w:rPr>
+                <w:sz w:val="17"/>
+                <w:szCs w:val="17"/>
               </w:rPr>
               <w:t>fines_accumulation</w:t>
             </w:r>
@@ -1611,9 +2083,13 @@
             <w:tcW w:w="1440" w:type="dxa"/>
           </w:tcPr>
           <w:p>
-            <w:r>
-              <w:rPr>
-                <w:sz w:val="16"/>
+            <w:pPr>
+              <w:spacing w:before="0" w:after="0" w:line="240" w:lineRule="auto"/>
+            </w:pPr>
+            <w:r>
+              <w:rPr>
+                <w:sz w:val="17"/>
+                <w:szCs w:val="17"/>
               </w:rPr>
               <w:t>104</w:t>
             </w:r>
@@ -1624,9 +2100,13 @@
             <w:tcW w:w="1440" w:type="dxa"/>
           </w:tcPr>
           <w:p>
-            <w:r>
-              <w:rPr>
-                <w:sz w:val="16"/>
+            <w:pPr>
+              <w:spacing w:before="0" w:after="0" w:line="240" w:lineRule="auto"/>
+            </w:pPr>
+            <w:r>
+              <w:rPr>
+                <w:sz w:val="17"/>
+                <w:szCs w:val="17"/>
               </w:rPr>
               <w:t>0.985</w:t>
             </w:r>
@@ -1637,9 +2117,13 @@
             <w:tcW w:w="1440" w:type="dxa"/>
           </w:tcPr>
           <w:p>
-            <w:r>
-              <w:rPr>
-                <w:sz w:val="16"/>
+            <w:pPr>
+              <w:spacing w:before="0" w:after="0" w:line="240" w:lineRule="auto"/>
+            </w:pPr>
+            <w:r>
+              <w:rPr>
+                <w:sz w:val="17"/>
+                <w:szCs w:val="17"/>
               </w:rPr>
               <w:t>0.333</w:t>
             </w:r>
@@ -1650,9 +2134,13 @@
             <w:tcW w:w="1440" w:type="dxa"/>
           </w:tcPr>
           <w:p>
-            <w:r>
-              <w:rPr>
-                <w:sz w:val="16"/>
+            <w:pPr>
+              <w:spacing w:before="0" w:after="0" w:line="240" w:lineRule="auto"/>
+            </w:pPr>
+            <w:r>
+              <w:rPr>
+                <w:sz w:val="17"/>
+                <w:szCs w:val="17"/>
               </w:rPr>
               <w:t>0.460</w:t>
             </w:r>
@@ -1663,9 +2151,13 @@
             <w:tcW w:w="1440" w:type="dxa"/>
           </w:tcPr>
           <w:p>
-            <w:r>
-              <w:rPr>
-                <w:sz w:val="16"/>
+            <w:pPr>
+              <w:spacing w:before="0" w:after="0" w:line="240" w:lineRule="auto"/>
+            </w:pPr>
+            <w:r>
+              <w:rPr>
+                <w:sz w:val="17"/>
+                <w:szCs w:val="17"/>
               </w:rPr>
               <w:t>0.962</w:t>
             </w:r>
@@ -1673,14 +2165,19 @@
         </w:tc>
       </w:tr>
       <w:tr>
+        <w:trPr/>
         <w:tc>
           <w:tcPr>
             <w:tcW w:w="1440" w:type="dxa"/>
           </w:tcPr>
           <w:p>
-            <w:r>
-              <w:rPr>
-                <w:sz w:val="16"/>
+            <w:pPr>
+              <w:spacing w:before="0" w:after="0" w:line="240" w:lineRule="auto"/>
+            </w:pPr>
+            <w:r>
+              <w:rPr>
+                <w:sz w:val="17"/>
+                <w:szCs w:val="17"/>
               </w:rPr>
               <w:t>seasonal</w:t>
             </w:r>
@@ -1691,9 +2188,13 @@
             <w:tcW w:w="1440" w:type="dxa"/>
           </w:tcPr>
           <w:p>
-            <w:r>
-              <w:rPr>
-                <w:sz w:val="16"/>
+            <w:pPr>
+              <w:spacing w:before="0" w:after="0" w:line="240" w:lineRule="auto"/>
+            </w:pPr>
+            <w:r>
+              <w:rPr>
+                <w:sz w:val="17"/>
+                <w:szCs w:val="17"/>
               </w:rPr>
               <w:t>fines_washout</w:t>
             </w:r>
@@ -1704,9 +2205,13 @@
             <w:tcW w:w="1440" w:type="dxa"/>
           </w:tcPr>
           <w:p>
-            <w:r>
-              <w:rPr>
-                <w:sz w:val="16"/>
+            <w:pPr>
+              <w:spacing w:before="0" w:after="0" w:line="240" w:lineRule="auto"/>
+            </w:pPr>
+            <w:r>
+              <w:rPr>
+                <w:sz w:val="17"/>
+                <w:szCs w:val="17"/>
               </w:rPr>
               <w:t>104</w:t>
             </w:r>
@@ -1717,9 +2222,13 @@
             <w:tcW w:w="1440" w:type="dxa"/>
           </w:tcPr>
           <w:p>
-            <w:r>
-              <w:rPr>
-                <w:sz w:val="16"/>
+            <w:pPr>
+              <w:spacing w:before="0" w:after="0" w:line="240" w:lineRule="auto"/>
+            </w:pPr>
+            <w:r>
+              <w:rPr>
+                <w:sz w:val="17"/>
+                <w:szCs w:val="17"/>
               </w:rPr>
               <w:t>0.984</w:t>
             </w:r>
@@ -1730,9 +2239,13 @@
             <w:tcW w:w="1440" w:type="dxa"/>
           </w:tcPr>
           <w:p>
-            <w:r>
-              <w:rPr>
-                <w:sz w:val="16"/>
+            <w:pPr>
+              <w:spacing w:before="0" w:after="0" w:line="240" w:lineRule="auto"/>
+            </w:pPr>
+            <w:r>
+              <w:rPr>
+                <w:sz w:val="17"/>
+                <w:szCs w:val="17"/>
               </w:rPr>
               <w:t>0.238</w:t>
             </w:r>
@@ -1743,9 +2256,13 @@
             <w:tcW w:w="1440" w:type="dxa"/>
           </w:tcPr>
           <w:p>
-            <w:r>
-              <w:rPr>
-                <w:sz w:val="16"/>
+            <w:pPr>
+              <w:spacing w:before="0" w:after="0" w:line="240" w:lineRule="auto"/>
+            </w:pPr>
+            <w:r>
+              <w:rPr>
+                <w:sz w:val="17"/>
+                <w:szCs w:val="17"/>
               </w:rPr>
               <w:t>0.481</w:t>
             </w:r>
@@ -1756,9 +2273,13 @@
             <w:tcW w:w="1440" w:type="dxa"/>
           </w:tcPr>
           <w:p>
-            <w:r>
-              <w:rPr>
-                <w:sz w:val="16"/>
+            <w:pPr>
+              <w:spacing w:before="0" w:after="0" w:line="240" w:lineRule="auto"/>
+            </w:pPr>
+            <w:r>
+              <w:rPr>
+                <w:sz w:val="17"/>
+                <w:szCs w:val="17"/>
               </w:rPr>
               <w:t>0.885</w:t>
             </w:r>
@@ -1766,14 +2287,19 @@
         </w:tc>
       </w:tr>
       <w:tr>
+        <w:trPr/>
         <w:tc>
           <w:tcPr>
             <w:tcW w:w="1440" w:type="dxa"/>
           </w:tcPr>
           <w:p>
-            <w:r>
-              <w:rPr>
-                <w:sz w:val="16"/>
+            <w:pPr>
+              <w:spacing w:before="0" w:after="0" w:line="240" w:lineRule="auto"/>
+            </w:pPr>
+            <w:r>
+              <w:rPr>
+                <w:sz w:val="17"/>
+                <w:szCs w:val="17"/>
               </w:rPr>
               <w:lastRenderedPageBreak/>
               <w:t>extreme</w:t>
@@ -1785,9 +2311,13 @@
             <w:tcW w:w="1440" w:type="dxa"/>
           </w:tcPr>
           <w:p>
-            <w:r>
-              <w:rPr>
-                <w:sz w:val="16"/>
+            <w:pPr>
+              <w:spacing w:before="0" w:after="0" w:line="240" w:lineRule="auto"/>
+            </w:pPr>
+            <w:r>
+              <w:rPr>
+                <w:sz w:val="17"/>
+                <w:szCs w:val="17"/>
               </w:rPr>
               <w:t>constant</w:t>
             </w:r>
@@ -1798,9 +2328,13 @@
             <w:tcW w:w="1440" w:type="dxa"/>
           </w:tcPr>
           <w:p>
-            <w:r>
-              <w:rPr>
-                <w:sz w:val="16"/>
+            <w:pPr>
+              <w:spacing w:before="0" w:after="0" w:line="240" w:lineRule="auto"/>
+            </w:pPr>
+            <w:r>
+              <w:rPr>
+                <w:sz w:val="17"/>
+                <w:szCs w:val="17"/>
               </w:rPr>
               <w:t>104</w:t>
             </w:r>
@@ -1811,9 +2345,13 @@
             <w:tcW w:w="1440" w:type="dxa"/>
           </w:tcPr>
           <w:p>
-            <w:r>
-              <w:rPr>
-                <w:sz w:val="16"/>
+            <w:pPr>
+              <w:spacing w:before="0" w:after="0" w:line="240" w:lineRule="auto"/>
+            </w:pPr>
+            <w:r>
+              <w:rPr>
+                <w:sz w:val="17"/>
+                <w:szCs w:val="17"/>
               </w:rPr>
               <w:t>0.995</w:t>
             </w:r>
@@ -1824,9 +2362,13 @@
             <w:tcW w:w="1440" w:type="dxa"/>
           </w:tcPr>
           <w:p>
-            <w:r>
-              <w:rPr>
-                <w:sz w:val="16"/>
+            <w:pPr>
+              <w:spacing w:before="0" w:after="0" w:line="240" w:lineRule="auto"/>
+            </w:pPr>
+            <w:r>
+              <w:rPr>
+                <w:sz w:val="17"/>
+                <w:szCs w:val="17"/>
               </w:rPr>
               <w:t>0.218</w:t>
             </w:r>
@@ -1837,9 +2379,13 @@
             <w:tcW w:w="1440" w:type="dxa"/>
           </w:tcPr>
           <w:p>
-            <w:r>
-              <w:rPr>
-                <w:sz w:val="16"/>
+            <w:pPr>
+              <w:spacing w:before="0" w:after="0" w:line="240" w:lineRule="auto"/>
+            </w:pPr>
+            <w:r>
+              <w:rPr>
+                <w:sz w:val="17"/>
+                <w:szCs w:val="17"/>
               </w:rPr>
               <w:t>0.468</w:t>
             </w:r>
@@ -1850,9 +2396,13 @@
             <w:tcW w:w="1440" w:type="dxa"/>
           </w:tcPr>
           <w:p>
-            <w:r>
-              <w:rPr>
-                <w:sz w:val="16"/>
+            <w:pPr>
+              <w:spacing w:before="0" w:after="0" w:line="240" w:lineRule="auto"/>
+            </w:pPr>
+            <w:r>
+              <w:rPr>
+                <w:sz w:val="17"/>
+                <w:szCs w:val="17"/>
               </w:rPr>
               <w:t>0.962</w:t>
             </w:r>
@@ -1860,14 +2410,19 @@
         </w:tc>
       </w:tr>
       <w:tr>
+        <w:trPr/>
         <w:tc>
           <w:tcPr>
             <w:tcW w:w="1440" w:type="dxa"/>
           </w:tcPr>
           <w:p>
-            <w:r>
-              <w:rPr>
-                <w:sz w:val="16"/>
+            <w:pPr>
+              <w:spacing w:before="0" w:after="0" w:line="240" w:lineRule="auto"/>
+            </w:pPr>
+            <w:r>
+              <w:rPr>
+                <w:sz w:val="17"/>
+                <w:szCs w:val="17"/>
               </w:rPr>
               <w:t>extreme</w:t>
             </w:r>
@@ -1878,9 +2433,13 @@
             <w:tcW w:w="1440" w:type="dxa"/>
           </w:tcPr>
           <w:p>
-            <w:r>
-              <w:rPr>
-                <w:sz w:val="16"/>
+            <w:pPr>
+              <w:spacing w:before="0" w:after="0" w:line="240" w:lineRule="auto"/>
+            </w:pPr>
+            <w:r>
+              <w:rPr>
+                <w:sz w:val="17"/>
+                <w:szCs w:val="17"/>
               </w:rPr>
               <w:t>fines_accumulation</w:t>
             </w:r>
@@ -1891,9 +2450,13 @@
             <w:tcW w:w="1440" w:type="dxa"/>
           </w:tcPr>
           <w:p>
-            <w:r>
-              <w:rPr>
-                <w:sz w:val="16"/>
+            <w:pPr>
+              <w:spacing w:before="0" w:after="0" w:line="240" w:lineRule="auto"/>
+            </w:pPr>
+            <w:r>
+              <w:rPr>
+                <w:sz w:val="17"/>
+                <w:szCs w:val="17"/>
               </w:rPr>
               <w:t>104</w:t>
             </w:r>
@@ -1904,9 +2467,13 @@
             <w:tcW w:w="1440" w:type="dxa"/>
           </w:tcPr>
           <w:p>
-            <w:r>
-              <w:rPr>
-                <w:sz w:val="16"/>
+            <w:pPr>
+              <w:spacing w:before="0" w:after="0" w:line="240" w:lineRule="auto"/>
+            </w:pPr>
+            <w:r>
+              <w:rPr>
+                <w:sz w:val="17"/>
+                <w:szCs w:val="17"/>
               </w:rPr>
               <w:t>0.990</w:t>
             </w:r>
@@ -1917,9 +2484,13 @@
             <w:tcW w:w="1440" w:type="dxa"/>
           </w:tcPr>
           <w:p>
-            <w:r>
-              <w:rPr>
-                <w:sz w:val="16"/>
+            <w:pPr>
+              <w:spacing w:before="0" w:after="0" w:line="240" w:lineRule="auto"/>
+            </w:pPr>
+            <w:r>
+              <w:rPr>
+                <w:sz w:val="17"/>
+                <w:szCs w:val="17"/>
               </w:rPr>
               <w:t>0.245</w:t>
             </w:r>
@@ -1930,9 +2501,13 @@
             <w:tcW w:w="1440" w:type="dxa"/>
           </w:tcPr>
           <w:p>
-            <w:r>
-              <w:rPr>
-                <w:sz w:val="16"/>
+            <w:pPr>
+              <w:spacing w:before="0" w:after="0" w:line="240" w:lineRule="auto"/>
+            </w:pPr>
+            <w:r>
+              <w:rPr>
+                <w:sz w:val="17"/>
+                <w:szCs w:val="17"/>
               </w:rPr>
               <w:t>0.453</w:t>
             </w:r>
@@ -1943,9 +2518,13 @@
             <w:tcW w:w="1440" w:type="dxa"/>
           </w:tcPr>
           <w:p>
-            <w:r>
-              <w:rPr>
-                <w:sz w:val="16"/>
+            <w:pPr>
+              <w:spacing w:before="0" w:after="0" w:line="240" w:lineRule="auto"/>
+            </w:pPr>
+            <w:r>
+              <w:rPr>
+                <w:sz w:val="17"/>
+                <w:szCs w:val="17"/>
               </w:rPr>
               <w:t>0.962</w:t>
             </w:r>
@@ -1953,14 +2532,19 @@
         </w:tc>
       </w:tr>
       <w:tr>
+        <w:trPr/>
         <w:tc>
           <w:tcPr>
             <w:tcW w:w="1440" w:type="dxa"/>
           </w:tcPr>
           <w:p>
-            <w:r>
-              <w:rPr>
-                <w:sz w:val="16"/>
+            <w:pPr>
+              <w:spacing w:before="0" w:after="0" w:line="240" w:lineRule="auto"/>
+            </w:pPr>
+            <w:r>
+              <w:rPr>
+                <w:sz w:val="17"/>
+                <w:szCs w:val="17"/>
               </w:rPr>
               <w:t>extreme</w:t>
             </w:r>
@@ -1971,9 +2555,13 @@
             <w:tcW w:w="1440" w:type="dxa"/>
           </w:tcPr>
           <w:p>
-            <w:r>
-              <w:rPr>
-                <w:sz w:val="16"/>
+            <w:pPr>
+              <w:spacing w:before="0" w:after="0" w:line="240" w:lineRule="auto"/>
+            </w:pPr>
+            <w:r>
+              <w:rPr>
+                <w:sz w:val="17"/>
+                <w:szCs w:val="17"/>
               </w:rPr>
               <w:t>fines_washout</w:t>
             </w:r>
@@ -1984,9 +2572,13 @@
             <w:tcW w:w="1440" w:type="dxa"/>
           </w:tcPr>
           <w:p>
-            <w:r>
-              <w:rPr>
-                <w:sz w:val="16"/>
+            <w:pPr>
+              <w:spacing w:before="0" w:after="0" w:line="240" w:lineRule="auto"/>
+            </w:pPr>
+            <w:r>
+              <w:rPr>
+                <w:sz w:val="17"/>
+                <w:szCs w:val="17"/>
               </w:rPr>
               <w:t>104</w:t>
             </w:r>
@@ -1997,9 +2589,13 @@
             <w:tcW w:w="1440" w:type="dxa"/>
           </w:tcPr>
           <w:p>
-            <w:r>
-              <w:rPr>
-                <w:sz w:val="16"/>
+            <w:pPr>
+              <w:spacing w:before="0" w:after="0" w:line="240" w:lineRule="auto"/>
+            </w:pPr>
+            <w:r>
+              <w:rPr>
+                <w:sz w:val="17"/>
+                <w:szCs w:val="17"/>
               </w:rPr>
               <w:t>0.994</w:t>
             </w:r>
@@ -2010,9 +2606,13 @@
             <w:tcW w:w="1440" w:type="dxa"/>
           </w:tcPr>
           <w:p>
-            <w:r>
-              <w:rPr>
-                <w:sz w:val="16"/>
+            <w:pPr>
+              <w:spacing w:before="0" w:after="0" w:line="240" w:lineRule="auto"/>
+            </w:pPr>
+            <w:r>
+              <w:rPr>
+                <w:sz w:val="17"/>
+                <w:szCs w:val="17"/>
               </w:rPr>
               <w:t>0.202</w:t>
             </w:r>
@@ -2023,9 +2623,13 @@
             <w:tcW w:w="1440" w:type="dxa"/>
           </w:tcPr>
           <w:p>
-            <w:r>
-              <w:rPr>
-                <w:sz w:val="16"/>
+            <w:pPr>
+              <w:spacing w:before="0" w:after="0" w:line="240" w:lineRule="auto"/>
+            </w:pPr>
+            <w:r>
+              <w:rPr>
+                <w:sz w:val="17"/>
+                <w:szCs w:val="17"/>
               </w:rPr>
               <w:t>0.477</w:t>
             </w:r>
@@ -2036,9 +2640,13 @@
             <w:tcW w:w="1440" w:type="dxa"/>
           </w:tcPr>
           <w:p>
-            <w:r>
-              <w:rPr>
-                <w:sz w:val="16"/>
+            <w:pPr>
+              <w:spacing w:before="0" w:after="0" w:line="240" w:lineRule="auto"/>
+            </w:pPr>
+            <w:r>
+              <w:rPr>
+                <w:sz w:val="17"/>
+                <w:szCs w:val="17"/>
               </w:rPr>
               <w:t>0.885</w:t>
             </w:r>
@@ -2100,9 +2708,16 @@
     </w:p>
     <w:tbl>
       <w:tblPr>
-        <w:tblStyle w:val="TableGrid"/>
-        <w:tblW w:w="0" w:type="auto"/>
+        <w:tblStyle w:val="PlainTable2"/>
         <w:tblLook w:val="04A0" w:firstRow="1" w:lastRow="0" w:firstColumn="1" w:lastColumn="0" w:noHBand="0" w:noVBand="1"/>
+        <w:tblW w:w="5000" w:type="pct"/>
+        <w:tblLayout w:type="autofit"/>
+        <w:tblCellMar>
+          <w:top w:w="40" w:type="dxa"/>
+          <w:bottom w:w="40" w:type="dxa"/>
+          <w:left w:w="60" w:type="dxa"/>
+          <w:right w:w="60" w:type="dxa"/>
+        </w:tblCellMar>
       </w:tblPr>
       <w:tblGrid>
         <w:gridCol w:w="1440"/>
@@ -2114,15 +2729,23 @@
         <w:gridCol w:w="1440"/>
       </w:tblGrid>
       <w:tr>
+        <w:trPr>
+          <w:tblHeader w:val="true"/>
+        </w:trPr>
         <w:tc>
           <w:tcPr>
             <w:tcW w:w="1440" w:type="dxa"/>
           </w:tcPr>
           <w:p>
-            <w:r>
-              <w:rPr>
-                <w:b/>
-                <w:sz w:val="16"/>
+            <w:pPr>
+              <w:spacing w:before="0" w:after="0" w:line="240" w:lineRule="auto"/>
+            </w:pPr>
+            <w:r>
+              <w:rPr>
+                <w:b w:val="1"/>
+                <w:bCs w:val="1"/>
+                <w:sz w:val="17"/>
+                <w:szCs w:val="17"/>
               </w:rPr>
               <w:t>rho</w:t>
             </w:r>
@@ -2133,10 +2756,15 @@
             <w:tcW w:w="1440" w:type="dxa"/>
           </w:tcPr>
           <w:p>
-            <w:r>
-              <w:rPr>
-                <w:b/>
-                <w:sz w:val="16"/>
+            <w:pPr>
+              <w:spacing w:before="0" w:after="0" w:line="240" w:lineRule="auto"/>
+            </w:pPr>
+            <w:r>
+              <w:rPr>
+                <w:b w:val="1"/>
+                <w:bCs w:val="1"/>
+                <w:sz w:val="17"/>
+                <w:szCs w:val="17"/>
               </w:rPr>
               <w:t>Psys copula</w:t>
             </w:r>
@@ -2147,10 +2775,15 @@
             <w:tcW w:w="1440" w:type="dxa"/>
           </w:tcPr>
           <w:p>
-            <w:r>
-              <w:rPr>
-                <w:b/>
-                <w:sz w:val="16"/>
+            <w:pPr>
+              <w:spacing w:before="0" w:after="0" w:line="240" w:lineRule="auto"/>
+            </w:pPr>
+            <w:r>
+              <w:rPr>
+                <w:b w:val="1"/>
+                <w:bCs w:val="1"/>
+                <w:sz w:val="17"/>
+                <w:szCs w:val="17"/>
               </w:rPr>
               <w:t>Psys independent</w:t>
             </w:r>
@@ -2161,10 +2794,15 @@
             <w:tcW w:w="1440" w:type="dxa"/>
           </w:tcPr>
           <w:p>
-            <w:r>
-              <w:rPr>
-                <w:b/>
-                <w:sz w:val="16"/>
+            <w:pPr>
+              <w:spacing w:before="0" w:after="0" w:line="240" w:lineRule="auto"/>
+            </w:pPr>
+            <w:r>
+              <w:rPr>
+                <w:b w:val="1"/>
+                <w:bCs w:val="1"/>
+                <w:sz w:val="17"/>
+                <w:szCs w:val="17"/>
               </w:rPr>
               <w:t>Frechet lower</w:t>
             </w:r>
@@ -2175,17 +2813,24 @@
             <w:tcW w:w="1440" w:type="dxa"/>
           </w:tcPr>
           <w:p>
-            <w:r>
-              <w:rPr>
-                <w:b/>
-                <w:sz w:val="16"/>
+            <w:pPr>
+              <w:spacing w:before="0" w:after="0" w:line="240" w:lineRule="auto"/>
+            </w:pPr>
+            <w:r>
+              <w:rPr>
+                <w:b w:val="1"/>
+                <w:bCs w:val="1"/>
+                <w:sz w:val="17"/>
+                <w:szCs w:val="17"/>
               </w:rPr>
               <w:t>Frech</w:t>
             </w:r>
             <w:r>
               <w:rPr>
-                <w:b/>
-                <w:sz w:val="16"/>
+                <w:b w:val="1"/>
+                <w:bCs w:val="1"/>
+                <w:sz w:val="17"/>
+                <w:szCs w:val="17"/>
               </w:rPr>
               <w:t>et upper</w:t>
             </w:r>
@@ -2196,10 +2841,15 @@
             <w:tcW w:w="1440" w:type="dxa"/>
           </w:tcPr>
           <w:p>
-            <w:r>
-              <w:rPr>
-                <w:b/>
-                <w:sz w:val="16"/>
+            <w:pPr>
+              <w:spacing w:before="0" w:after="0" w:line="240" w:lineRule="auto"/>
+            </w:pPr>
+            <w:r>
+              <w:rPr>
+                <w:b w:val="1"/>
+                <w:bCs w:val="1"/>
+                <w:sz w:val="17"/>
+                <w:szCs w:val="17"/>
               </w:rPr>
               <w:t>n sim</w:t>
             </w:r>
@@ -2210,10 +2860,15 @@
             <w:tcW w:w="1440" w:type="dxa"/>
           </w:tcPr>
           <w:p>
-            <w:r>
-              <w:rPr>
-                <w:b/>
-                <w:sz w:val="16"/>
+            <w:pPr>
+              <w:spacing w:before="0" w:after="0" w:line="240" w:lineRule="auto"/>
+            </w:pPr>
+            <w:r>
+              <w:rPr>
+                <w:b w:val="1"/>
+                <w:bCs w:val="1"/>
+                <w:sz w:val="17"/>
+                <w:szCs w:val="17"/>
               </w:rPr>
               <w:t>Status</w:t>
             </w:r>
@@ -2221,14 +2876,19 @@
         </w:tc>
       </w:tr>
       <w:tr>
+        <w:trPr/>
         <w:tc>
           <w:tcPr>
             <w:tcW w:w="1440" w:type="dxa"/>
           </w:tcPr>
           <w:p>
-            <w:r>
-              <w:rPr>
-                <w:sz w:val="16"/>
+            <w:pPr>
+              <w:spacing w:before="0" w:after="0" w:line="240" w:lineRule="auto"/>
+            </w:pPr>
+            <w:r>
+              <w:rPr>
+                <w:sz w:val="17"/>
+                <w:szCs w:val="17"/>
               </w:rPr>
               <w:t>0.0</w:t>
             </w:r>
@@ -2239,9 +2899,13 @@
             <w:tcW w:w="1440" w:type="dxa"/>
           </w:tcPr>
           <w:p>
-            <w:r>
-              <w:rPr>
-                <w:sz w:val="16"/>
+            <w:pPr>
+              <w:spacing w:before="0" w:after="0" w:line="240" w:lineRule="auto"/>
+            </w:pPr>
+            <w:r>
+              <w:rPr>
+                <w:sz w:val="17"/>
+                <w:szCs w:val="17"/>
               </w:rPr>
               <w:t>0.989</w:t>
             </w:r>
@@ -2252,9 +2916,13 @@
             <w:tcW w:w="1440" w:type="dxa"/>
           </w:tcPr>
           <w:p>
-            <w:r>
-              <w:rPr>
-                <w:sz w:val="16"/>
+            <w:pPr>
+              <w:spacing w:before="0" w:after="0" w:line="240" w:lineRule="auto"/>
+            </w:pPr>
+            <w:r>
+              <w:rPr>
+                <w:sz w:val="17"/>
+                <w:szCs w:val="17"/>
               </w:rPr>
               <w:t>0.989</w:t>
             </w:r>
@@ -2265,9 +2933,13 @@
             <w:tcW w:w="1440" w:type="dxa"/>
           </w:tcPr>
           <w:p>
-            <w:r>
-              <w:rPr>
-                <w:sz w:val="16"/>
+            <w:pPr>
+              <w:spacing w:before="0" w:after="0" w:line="240" w:lineRule="auto"/>
+            </w:pPr>
+            <w:r>
+              <w:rPr>
+                <w:sz w:val="17"/>
+                <w:szCs w:val="17"/>
               </w:rPr>
               <w:t>0.906</w:t>
             </w:r>
@@ -2278,9 +2950,13 @@
             <w:tcW w:w="1440" w:type="dxa"/>
           </w:tcPr>
           <w:p>
-            <w:r>
-              <w:rPr>
-                <w:sz w:val="16"/>
+            <w:pPr>
+              <w:spacing w:before="0" w:after="0" w:line="240" w:lineRule="auto"/>
+            </w:pPr>
+            <w:r>
+              <w:rPr>
+                <w:sz w:val="17"/>
+                <w:szCs w:val="17"/>
               </w:rPr>
               <w:t>1.000</w:t>
             </w:r>
@@ -2291,9 +2967,13 @@
             <w:tcW w:w="1440" w:type="dxa"/>
           </w:tcPr>
           <w:p>
-            <w:r>
-              <w:rPr>
-                <w:sz w:val="16"/>
+            <w:pPr>
+              <w:spacing w:before="0" w:after="0" w:line="240" w:lineRule="auto"/>
+            </w:pPr>
+            <w:r>
+              <w:rPr>
+                <w:sz w:val="17"/>
+                <w:szCs w:val="17"/>
               </w:rPr>
               <w:t>50000</w:t>
             </w:r>
@@ -2304,9 +2984,13 @@
             <w:tcW w:w="1440" w:type="dxa"/>
           </w:tcPr>
           <w:p>
-            <w:r>
-              <w:rPr>
-                <w:sz w:val="16"/>
+            <w:pPr>
+              <w:spacing w:before="0" w:after="0" w:line="240" w:lineRule="auto"/>
+            </w:pPr>
+            <w:r>
+              <w:rPr>
+                <w:sz w:val="17"/>
+                <w:szCs w:val="17"/>
               </w:rPr>
               <w:t>dependence diagnostic</w:t>
             </w:r>
@@ -2314,14 +2998,19 @@
         </w:tc>
       </w:tr>
       <w:tr>
+        <w:trPr/>
         <w:tc>
           <w:tcPr>
             <w:tcW w:w="1440" w:type="dxa"/>
           </w:tcPr>
           <w:p>
-            <w:r>
-              <w:rPr>
-                <w:sz w:val="16"/>
+            <w:pPr>
+              <w:spacing w:before="0" w:after="0" w:line="240" w:lineRule="auto"/>
+            </w:pPr>
+            <w:r>
+              <w:rPr>
+                <w:sz w:val="17"/>
+                <w:szCs w:val="17"/>
               </w:rPr>
               <w:t>0.3</w:t>
             </w:r>
@@ -2332,9 +3021,13 @@
             <w:tcW w:w="1440" w:type="dxa"/>
           </w:tcPr>
           <w:p>
-            <w:r>
-              <w:rPr>
-                <w:sz w:val="16"/>
+            <w:pPr>
+              <w:spacing w:before="0" w:after="0" w:line="240" w:lineRule="auto"/>
+            </w:pPr>
+            <w:r>
+              <w:rPr>
+                <w:sz w:val="17"/>
+                <w:szCs w:val="17"/>
               </w:rPr>
               <w:t>0.968</w:t>
             </w:r>
@@ -2345,9 +3038,13 @@
             <w:tcW w:w="1440" w:type="dxa"/>
           </w:tcPr>
           <w:p>
-            <w:r>
-              <w:rPr>
-                <w:sz w:val="16"/>
+            <w:pPr>
+              <w:spacing w:before="0" w:after="0" w:line="240" w:lineRule="auto"/>
+            </w:pPr>
+            <w:r>
+              <w:rPr>
+                <w:sz w:val="17"/>
+                <w:szCs w:val="17"/>
               </w:rPr>
               <w:t>0.989</w:t>
             </w:r>
@@ -2358,9 +3055,13 @@
             <w:tcW w:w="1440" w:type="dxa"/>
           </w:tcPr>
           <w:p>
-            <w:r>
-              <w:rPr>
-                <w:sz w:val="16"/>
+            <w:pPr>
+              <w:spacing w:before="0" w:after="0" w:line="240" w:lineRule="auto"/>
+            </w:pPr>
+            <w:r>
+              <w:rPr>
+                <w:sz w:val="17"/>
+                <w:szCs w:val="17"/>
               </w:rPr>
               <w:t>0.906</w:t>
             </w:r>
@@ -2371,9 +3072,13 @@
             <w:tcW w:w="1440" w:type="dxa"/>
           </w:tcPr>
           <w:p>
-            <w:r>
-              <w:rPr>
-                <w:sz w:val="16"/>
+            <w:pPr>
+              <w:spacing w:before="0" w:after="0" w:line="240" w:lineRule="auto"/>
+            </w:pPr>
+            <w:r>
+              <w:rPr>
+                <w:sz w:val="17"/>
+                <w:szCs w:val="17"/>
               </w:rPr>
               <w:t>1.000</w:t>
             </w:r>
@@ -2384,9 +3089,13 @@
             <w:tcW w:w="1440" w:type="dxa"/>
           </w:tcPr>
           <w:p>
-            <w:r>
-              <w:rPr>
-                <w:sz w:val="16"/>
+            <w:pPr>
+              <w:spacing w:before="0" w:after="0" w:line="240" w:lineRule="auto"/>
+            </w:pPr>
+            <w:r>
+              <w:rPr>
+                <w:sz w:val="17"/>
+                <w:szCs w:val="17"/>
               </w:rPr>
               <w:t>50000</w:t>
             </w:r>
@@ -2397,9 +3106,13 @@
             <w:tcW w:w="1440" w:type="dxa"/>
           </w:tcPr>
           <w:p>
-            <w:r>
-              <w:rPr>
-                <w:sz w:val="16"/>
+            <w:pPr>
+              <w:spacing w:before="0" w:after="0" w:line="240" w:lineRule="auto"/>
+            </w:pPr>
+            <w:r>
+              <w:rPr>
+                <w:sz w:val="17"/>
+                <w:szCs w:val="17"/>
               </w:rPr>
               <w:t>dependence diagnostic</w:t>
             </w:r>
@@ -2407,14 +3120,19 @@
         </w:tc>
       </w:tr>
       <w:tr>
+        <w:trPr/>
         <w:tc>
           <w:tcPr>
             <w:tcW w:w="1440" w:type="dxa"/>
           </w:tcPr>
           <w:p>
-            <w:r>
-              <w:rPr>
-                <w:sz w:val="16"/>
+            <w:pPr>
+              <w:spacing w:before="0" w:after="0" w:line="240" w:lineRule="auto"/>
+            </w:pPr>
+            <w:r>
+              <w:rPr>
+                <w:sz w:val="17"/>
+                <w:szCs w:val="17"/>
               </w:rPr>
               <w:t>0.6</w:t>
             </w:r>
@@ -2425,9 +3143,13 @@
             <w:tcW w:w="1440" w:type="dxa"/>
           </w:tcPr>
           <w:p>
-            <w:r>
-              <w:rPr>
-                <w:sz w:val="16"/>
+            <w:pPr>
+              <w:spacing w:before="0" w:after="0" w:line="240" w:lineRule="auto"/>
+            </w:pPr>
+            <w:r>
+              <w:rPr>
+                <w:sz w:val="17"/>
+                <w:szCs w:val="17"/>
               </w:rPr>
               <w:t>0.944</w:t>
             </w:r>
@@ -2438,9 +3160,13 @@
             <w:tcW w:w="1440" w:type="dxa"/>
           </w:tcPr>
           <w:p>
-            <w:r>
-              <w:rPr>
-                <w:sz w:val="16"/>
+            <w:pPr>
+              <w:spacing w:before="0" w:after="0" w:line="240" w:lineRule="auto"/>
+            </w:pPr>
+            <w:r>
+              <w:rPr>
+                <w:sz w:val="17"/>
+                <w:szCs w:val="17"/>
               </w:rPr>
               <w:t>0.989</w:t>
             </w:r>
@@ -2451,9 +3177,13 @@
             <w:tcW w:w="1440" w:type="dxa"/>
           </w:tcPr>
           <w:p>
-            <w:r>
-              <w:rPr>
-                <w:sz w:val="16"/>
+            <w:pPr>
+              <w:spacing w:before="0" w:after="0" w:line="240" w:lineRule="auto"/>
+            </w:pPr>
+            <w:r>
+              <w:rPr>
+                <w:sz w:val="17"/>
+                <w:szCs w:val="17"/>
               </w:rPr>
               <w:t>0.906</w:t>
             </w:r>
@@ -2464,9 +3194,13 @@
             <w:tcW w:w="1440" w:type="dxa"/>
           </w:tcPr>
           <w:p>
-            <w:r>
-              <w:rPr>
-                <w:sz w:val="16"/>
+            <w:pPr>
+              <w:spacing w:before="0" w:after="0" w:line="240" w:lineRule="auto"/>
+            </w:pPr>
+            <w:r>
+              <w:rPr>
+                <w:sz w:val="17"/>
+                <w:szCs w:val="17"/>
               </w:rPr>
               <w:t>1.000</w:t>
             </w:r>
@@ -2477,9 +3211,13 @@
             <w:tcW w:w="1440" w:type="dxa"/>
           </w:tcPr>
           <w:p>
-            <w:r>
-              <w:rPr>
-                <w:sz w:val="16"/>
+            <w:pPr>
+              <w:spacing w:before="0" w:after="0" w:line="240" w:lineRule="auto"/>
+            </w:pPr>
+            <w:r>
+              <w:rPr>
+                <w:sz w:val="17"/>
+                <w:szCs w:val="17"/>
               </w:rPr>
               <w:t>50000</w:t>
             </w:r>
@@ -2490,9 +3228,13 @@
             <w:tcW w:w="1440" w:type="dxa"/>
           </w:tcPr>
           <w:p>
-            <w:r>
-              <w:rPr>
-                <w:sz w:val="16"/>
+            <w:pPr>
+              <w:spacing w:before="0" w:after="0" w:line="240" w:lineRule="auto"/>
+            </w:pPr>
+            <w:r>
+              <w:rPr>
+                <w:sz w:val="17"/>
+                <w:szCs w:val="17"/>
               </w:rPr>
               <w:t>dependence diagnostic</w:t>
             </w:r>
@@ -2500,14 +3242,19 @@
         </w:tc>
       </w:tr>
       <w:tr>
+        <w:trPr/>
         <w:tc>
           <w:tcPr>
             <w:tcW w:w="1440" w:type="dxa"/>
           </w:tcPr>
           <w:p>
-            <w:r>
-              <w:rPr>
-                <w:sz w:val="16"/>
+            <w:pPr>
+              <w:spacing w:before="0" w:after="0" w:line="240" w:lineRule="auto"/>
+            </w:pPr>
+            <w:r>
+              <w:rPr>
+                <w:sz w:val="17"/>
+                <w:szCs w:val="17"/>
               </w:rPr>
               <w:t>0.9</w:t>
             </w:r>
@@ -2518,9 +3265,13 @@
             <w:tcW w:w="1440" w:type="dxa"/>
           </w:tcPr>
           <w:p>
-            <w:r>
-              <w:rPr>
-                <w:sz w:val="16"/>
+            <w:pPr>
+              <w:spacing w:before="0" w:after="0" w:line="240" w:lineRule="auto"/>
+            </w:pPr>
+            <w:r>
+              <w:rPr>
+                <w:sz w:val="17"/>
+                <w:szCs w:val="17"/>
               </w:rPr>
               <w:t>0.915</w:t>
             </w:r>
@@ -2531,9 +3282,13 @@
             <w:tcW w:w="1440" w:type="dxa"/>
           </w:tcPr>
           <w:p>
-            <w:r>
-              <w:rPr>
-                <w:sz w:val="16"/>
+            <w:pPr>
+              <w:spacing w:before="0" w:after="0" w:line="240" w:lineRule="auto"/>
+            </w:pPr>
+            <w:r>
+              <w:rPr>
+                <w:sz w:val="17"/>
+                <w:szCs w:val="17"/>
               </w:rPr>
               <w:t>0.989</w:t>
             </w:r>
@@ -2544,9 +3299,13 @@
             <w:tcW w:w="1440" w:type="dxa"/>
           </w:tcPr>
           <w:p>
-            <w:r>
-              <w:rPr>
-                <w:sz w:val="16"/>
+            <w:pPr>
+              <w:spacing w:before="0" w:after="0" w:line="240" w:lineRule="auto"/>
+            </w:pPr>
+            <w:r>
+              <w:rPr>
+                <w:sz w:val="17"/>
+                <w:szCs w:val="17"/>
               </w:rPr>
               <w:t>0.906</w:t>
             </w:r>
@@ -2557,9 +3316,13 @@
             <w:tcW w:w="1440" w:type="dxa"/>
           </w:tcPr>
           <w:p>
-            <w:r>
-              <w:rPr>
-                <w:sz w:val="16"/>
+            <w:pPr>
+              <w:spacing w:before="0" w:after="0" w:line="240" w:lineRule="auto"/>
+            </w:pPr>
+            <w:r>
+              <w:rPr>
+                <w:sz w:val="17"/>
+                <w:szCs w:val="17"/>
               </w:rPr>
               <w:t>1.000</w:t>
             </w:r>
@@ -2570,9 +3333,13 @@
             <w:tcW w:w="1440" w:type="dxa"/>
           </w:tcPr>
           <w:p>
-            <w:r>
-              <w:rPr>
-                <w:sz w:val="16"/>
+            <w:pPr>
+              <w:spacing w:before="0" w:after="0" w:line="240" w:lineRule="auto"/>
+            </w:pPr>
+            <w:r>
+              <w:rPr>
+                <w:sz w:val="17"/>
+                <w:szCs w:val="17"/>
               </w:rPr>
               <w:t>50000</w:t>
             </w:r>
@@ -2583,9 +3350,13 @@
             <w:tcW w:w="1440" w:type="dxa"/>
           </w:tcPr>
           <w:p>
-            <w:r>
-              <w:rPr>
-                <w:sz w:val="16"/>
+            <w:pPr>
+              <w:spacing w:before="0" w:after="0" w:line="240" w:lineRule="auto"/>
+            </w:pPr>
+            <w:r>
+              <w:rPr>
+                <w:sz w:val="17"/>
+                <w:szCs w:val="17"/>
               </w:rPr>
               <w:t>dependence diagnostic</w:t>
             </w:r>
@@ -2638,9 +3409,16 @@
     </w:p>
     <w:tbl>
       <w:tblPr>
-        <w:tblStyle w:val="TableGrid"/>
-        <w:tblW w:w="0" w:type="auto"/>
+        <w:tblStyle w:val="PlainTable2"/>
         <w:tblLook w:val="04A0" w:firstRow="1" w:lastRow="0" w:firstColumn="1" w:lastColumn="0" w:noHBand="0" w:noVBand="1"/>
+        <w:tblW w:w="5000" w:type="pct"/>
+        <w:tblLayout w:type="autofit"/>
+        <w:tblCellMar>
+          <w:top w:w="40" w:type="dxa"/>
+          <w:bottom w:w="40" w:type="dxa"/>
+          <w:left w:w="60" w:type="dxa"/>
+          <w:right w:w="60" w:type="dxa"/>
+        </w:tblCellMar>
       </w:tblPr>
       <w:tblGrid>
         <w:gridCol w:w="981"/>
@@ -2657,15 +3435,23 @@
         <w:gridCol w:w="1115"/>
       </w:tblGrid>
       <w:tr>
+        <w:trPr>
+          <w:tblHeader w:val="true"/>
+        </w:trPr>
         <w:tc>
           <w:tcPr>
             <w:tcW w:w="840" w:type="dxa"/>
           </w:tcPr>
           <w:p>
-            <w:r>
-              <w:rPr>
-                <w:b/>
-                <w:sz w:val="16"/>
+            <w:pPr>
+              <w:spacing w:before="0" w:after="0" w:line="240" w:lineRule="auto"/>
+            </w:pPr>
+            <w:r>
+              <w:rPr>
+                <w:b w:val="1"/>
+                <w:bCs w:val="1"/>
+                <w:sz w:val="17"/>
+                <w:szCs w:val="17"/>
               </w:rPr>
               <w:t>Group</w:t>
             </w:r>
@@ -2676,10 +3462,15 @@
             <w:tcW w:w="840" w:type="dxa"/>
           </w:tcPr>
           <w:p>
-            <w:r>
-              <w:rPr>
-                <w:b/>
-                <w:sz w:val="16"/>
+            <w:pPr>
+              <w:spacing w:before="0" w:after="0" w:line="240" w:lineRule="auto"/>
+            </w:pPr>
+            <w:r>
+              <w:rPr>
+                <w:b w:val="1"/>
+                <w:bCs w:val="1"/>
+                <w:sz w:val="17"/>
+                <w:szCs w:val="17"/>
               </w:rPr>
               <w:t>Predictor</w:t>
             </w:r>
@@ -2690,10 +3481,15 @@
             <w:tcW w:w="840" w:type="dxa"/>
           </w:tcPr>
           <w:p>
-            <w:r>
-              <w:rPr>
-                <w:b/>
-                <w:sz w:val="16"/>
+            <w:pPr>
+              <w:spacing w:before="0" w:after="0" w:line="240" w:lineRule="auto"/>
+            </w:pPr>
+            <w:r>
+              <w:rPr>
+                <w:b w:val="1"/>
+                <w:bCs w:val="1"/>
+                <w:sz w:val="17"/>
+                <w:szCs w:val="17"/>
               </w:rPr>
               <w:t>n</w:t>
             </w:r>
@@ -2704,10 +3500,15 @@
             <w:tcW w:w="840" w:type="dxa"/>
           </w:tcPr>
           <w:p>
-            <w:r>
-              <w:rPr>
-                <w:b/>
-                <w:sz w:val="16"/>
+            <w:pPr>
+              <w:spacing w:before="0" w:after="0" w:line="240" w:lineRule="auto"/>
+            </w:pPr>
+            <w:r>
+              <w:rPr>
+                <w:b w:val="1"/>
+                <w:bCs w:val="1"/>
+                <w:sz w:val="17"/>
+                <w:szCs w:val="17"/>
               </w:rPr>
               <w:t>L/Non-L</w:t>
             </w:r>
@@ -2718,10 +3519,15 @@
             <w:tcW w:w="840" w:type="dxa"/>
           </w:tcPr>
           <w:p>
-            <w:r>
-              <w:rPr>
-                <w:b/>
-                <w:sz w:val="16"/>
+            <w:pPr>
+              <w:spacing w:before="0" w:after="0" w:line="240" w:lineRule="auto"/>
+            </w:pPr>
+            <w:r>
+              <w:rPr>
+                <w:b w:val="1"/>
+                <w:bCs w:val="1"/>
+                <w:sz w:val="17"/>
+                <w:szCs w:val="17"/>
               </w:rPr>
               <w:t>AUC</w:t>
             </w:r>
@@ -2732,10 +3538,15 @@
             <w:tcW w:w="840" w:type="dxa"/>
           </w:tcPr>
           <w:p>
-            <w:r>
-              <w:rPr>
-                <w:b/>
-                <w:sz w:val="16"/>
+            <w:pPr>
+              <w:spacing w:before="0" w:after="0" w:line="240" w:lineRule="auto"/>
+            </w:pPr>
+            <w:r>
+              <w:rPr>
+                <w:b w:val="1"/>
+                <w:bCs w:val="1"/>
+                <w:sz w:val="17"/>
+                <w:szCs w:val="17"/>
               </w:rPr>
               <w:t>Brier</w:t>
             </w:r>
@@ -2746,10 +3557,15 @@
             <w:tcW w:w="840" w:type="dxa"/>
           </w:tcPr>
           <w:p>
-            <w:r>
-              <w:rPr>
-                <w:b/>
-                <w:sz w:val="16"/>
+            <w:pPr>
+              <w:spacing w:before="0" w:after="0" w:line="240" w:lineRule="auto"/>
+            </w:pPr>
+            <w:r>
+              <w:rPr>
+                <w:b w:val="1"/>
+                <w:bCs w:val="1"/>
+                <w:sz w:val="17"/>
+                <w:szCs w:val="17"/>
               </w:rPr>
               <w:t>Threshold</w:t>
             </w:r>
@@ -2760,10 +3576,15 @@
             <w:tcW w:w="840" w:type="dxa"/>
           </w:tcPr>
           <w:p>
-            <w:r>
-              <w:rPr>
-                <w:b/>
-                <w:sz w:val="16"/>
+            <w:pPr>
+              <w:spacing w:before="0" w:after="0" w:line="240" w:lineRule="auto"/>
+            </w:pPr>
+            <w:r>
+              <w:rPr>
+                <w:b w:val="1"/>
+                <w:bCs w:val="1"/>
+                <w:sz w:val="17"/>
+                <w:szCs w:val="17"/>
               </w:rPr>
               <w:t>TP</w:t>
             </w:r>
@@ -2774,10 +3595,15 @@
             <w:tcW w:w="840" w:type="dxa"/>
           </w:tcPr>
           <w:p>
-            <w:r>
-              <w:rPr>
-                <w:b/>
-                <w:sz w:val="16"/>
+            <w:pPr>
+              <w:spacing w:before="0" w:after="0" w:line="240" w:lineRule="auto"/>
+            </w:pPr>
+            <w:r>
+              <w:rPr>
+                <w:b w:val="1"/>
+                <w:bCs w:val="1"/>
+                <w:sz w:val="17"/>
+                <w:szCs w:val="17"/>
               </w:rPr>
               <w:t>FP</w:t>
             </w:r>
@@ -2788,10 +3614,15 @@
             <w:tcW w:w="840" w:type="dxa"/>
           </w:tcPr>
           <w:p>
-            <w:r>
-              <w:rPr>
-                <w:b/>
-                <w:sz w:val="16"/>
+            <w:pPr>
+              <w:spacing w:before="0" w:after="0" w:line="240" w:lineRule="auto"/>
+            </w:pPr>
+            <w:r>
+              <w:rPr>
+                <w:b w:val="1"/>
+                <w:bCs w:val="1"/>
+                <w:sz w:val="17"/>
+                <w:szCs w:val="17"/>
               </w:rPr>
               <w:t>TN</w:t>
             </w:r>
@@ -2802,10 +3633,15 @@
             <w:tcW w:w="840" w:type="dxa"/>
           </w:tcPr>
           <w:p>
-            <w:r>
-              <w:rPr>
-                <w:b/>
-                <w:sz w:val="16"/>
+            <w:pPr>
+              <w:spacing w:before="0" w:after="0" w:line="240" w:lineRule="auto"/>
+            </w:pPr>
+            <w:r>
+              <w:rPr>
+                <w:b w:val="1"/>
+                <w:bCs w:val="1"/>
+                <w:sz w:val="17"/>
+                <w:szCs w:val="17"/>
               </w:rPr>
               <w:t>FN</w:t>
             </w:r>
@@ -2816,10 +3652,15 @@
             <w:tcW w:w="840" w:type="dxa"/>
           </w:tcPr>
           <w:p>
-            <w:r>
-              <w:rPr>
-                <w:b/>
-                <w:sz w:val="16"/>
+            <w:pPr>
+              <w:spacing w:before="0" w:after="0" w:line="240" w:lineRule="auto"/>
+            </w:pPr>
+            <w:r>
+              <w:rPr>
+                <w:b w:val="1"/>
+                <w:bCs w:val="1"/>
+                <w:sz w:val="17"/>
+                <w:szCs w:val="17"/>
               </w:rPr>
               <w:t>Sens./Spec.</w:t>
             </w:r>
@@ -2827,14 +3668,19 @@
         </w:tc>
       </w:tr>
       <w:tr>
+        <w:trPr/>
         <w:tc>
           <w:tcPr>
             <w:tcW w:w="840" w:type="dxa"/>
           </w:tcPr>
           <w:p>
-            <w:r>
-              <w:rPr>
-                <w:sz w:val="16"/>
+            <w:pPr>
+              <w:spacing w:before="0" w:after="0" w:line="240" w:lineRule="auto"/>
+            </w:pPr>
+            <w:r>
+              <w:rPr>
+                <w:sz w:val="17"/>
+                <w:szCs w:val="17"/>
               </w:rPr>
               <w:t>Hu full</w:t>
             </w:r>
@@ -2845,9 +3691,13 @@
             <w:tcW w:w="840" w:type="dxa"/>
           </w:tcPr>
           <w:p>
-            <w:r>
-              <w:rPr>
-                <w:sz w:val="16"/>
+            <w:pPr>
+              <w:spacing w:before="0" w:after="0" w:line="240" w:lineRule="auto"/>
+            </w:pPr>
+            <w:r>
+              <w:rPr>
+                <w:sz w:val="17"/>
+                <w:szCs w:val="17"/>
               </w:rPr>
               <w:t>Combined GW+CSR+N120+Vs</w:t>
             </w:r>
@@ -2858,9 +3708,13 @@
             <w:tcW w:w="840" w:type="dxa"/>
           </w:tcPr>
           <w:p>
-            <w:r>
-              <w:rPr>
-                <w:sz w:val="16"/>
+            <w:pPr>
+              <w:spacing w:before="0" w:after="0" w:line="240" w:lineRule="auto"/>
+            </w:pPr>
+            <w:r>
+              <w:rPr>
+                <w:sz w:val="17"/>
+                <w:szCs w:val="17"/>
               </w:rPr>
               <w:t>234</w:t>
             </w:r>
@@ -2871,9 +3725,13 @@
             <w:tcW w:w="840" w:type="dxa"/>
           </w:tcPr>
           <w:p>
-            <w:r>
-              <w:rPr>
-                <w:sz w:val="16"/>
+            <w:pPr>
+              <w:spacing w:before="0" w:after="0" w:line="240" w:lineRule="auto"/>
+            </w:pPr>
+            <w:r>
+              <w:rPr>
+                <w:sz w:val="17"/>
+                <w:szCs w:val="17"/>
               </w:rPr>
               <w:t>136/98</w:t>
             </w:r>
@@ -2884,9 +3742,13 @@
             <w:tcW w:w="840" w:type="dxa"/>
           </w:tcPr>
           <w:p>
-            <w:r>
-              <w:rPr>
-                <w:sz w:val="16"/>
+            <w:pPr>
+              <w:spacing w:before="0" w:after="0" w:line="240" w:lineRule="auto"/>
+            </w:pPr>
+            <w:r>
+              <w:rPr>
+                <w:sz w:val="17"/>
+                <w:szCs w:val="17"/>
               </w:rPr>
               <w:t>0.811</w:t>
             </w:r>
@@ -2897,9 +3759,13 @@
             <w:tcW w:w="840" w:type="dxa"/>
           </w:tcPr>
           <w:p>
-            <w:r>
-              <w:rPr>
-                <w:sz w:val="16"/>
+            <w:pPr>
+              <w:spacing w:before="0" w:after="0" w:line="240" w:lineRule="auto"/>
+            </w:pPr>
+            <w:r>
+              <w:rPr>
+                <w:sz w:val="17"/>
+                <w:szCs w:val="17"/>
               </w:rPr>
               <w:t>0.172</w:t>
             </w:r>
@@ -2910,9 +3776,13 @@
             <w:tcW w:w="840" w:type="dxa"/>
           </w:tcPr>
           <w:p>
-            <w:r>
-              <w:rPr>
-                <w:sz w:val="16"/>
+            <w:pPr>
+              <w:spacing w:before="0" w:after="0" w:line="240" w:lineRule="auto"/>
+            </w:pPr>
+            <w:r>
+              <w:rPr>
+                <w:sz w:val="17"/>
+                <w:szCs w:val="17"/>
               </w:rPr>
               <w:t>-0.095</w:t>
             </w:r>
@@ -2923,9 +3793,13 @@
             <w:tcW w:w="840" w:type="dxa"/>
           </w:tcPr>
           <w:p>
-            <w:r>
-              <w:rPr>
-                <w:sz w:val="16"/>
+            <w:pPr>
+              <w:spacing w:before="0" w:after="0" w:line="240" w:lineRule="auto"/>
+            </w:pPr>
+            <w:r>
+              <w:rPr>
+                <w:sz w:val="17"/>
+                <w:szCs w:val="17"/>
               </w:rPr>
               <w:t>111</w:t>
             </w:r>
@@ -2936,9 +3810,13 @@
             <w:tcW w:w="840" w:type="dxa"/>
           </w:tcPr>
           <w:p>
-            <w:r>
-              <w:rPr>
-                <w:sz w:val="16"/>
+            <w:pPr>
+              <w:spacing w:before="0" w:after="0" w:line="240" w:lineRule="auto"/>
+            </w:pPr>
+            <w:r>
+              <w:rPr>
+                <w:sz w:val="17"/>
+                <w:szCs w:val="17"/>
               </w:rPr>
               <w:t>29</w:t>
             </w:r>
@@ -2949,9 +3827,13 @@
             <w:tcW w:w="840" w:type="dxa"/>
           </w:tcPr>
           <w:p>
-            <w:r>
-              <w:rPr>
-                <w:sz w:val="16"/>
+            <w:pPr>
+              <w:spacing w:before="0" w:after="0" w:line="240" w:lineRule="auto"/>
+            </w:pPr>
+            <w:r>
+              <w:rPr>
+                <w:sz w:val="17"/>
+                <w:szCs w:val="17"/>
               </w:rPr>
               <w:t>69</w:t>
             </w:r>
@@ -2962,9 +3844,13 @@
             <w:tcW w:w="840" w:type="dxa"/>
           </w:tcPr>
           <w:p>
-            <w:r>
-              <w:rPr>
-                <w:sz w:val="16"/>
+            <w:pPr>
+              <w:spacing w:before="0" w:after="0" w:line="240" w:lineRule="auto"/>
+            </w:pPr>
+            <w:r>
+              <w:rPr>
+                <w:sz w:val="17"/>
+                <w:szCs w:val="17"/>
               </w:rPr>
               <w:t>25</w:t>
             </w:r>
@@ -2975,9 +3861,13 @@
             <w:tcW w:w="840" w:type="dxa"/>
           </w:tcPr>
           <w:p>
-            <w:r>
-              <w:rPr>
-                <w:sz w:val="16"/>
+            <w:pPr>
+              <w:spacing w:before="0" w:after="0" w:line="240" w:lineRule="auto"/>
+            </w:pPr>
+            <w:r>
+              <w:rPr>
+                <w:sz w:val="17"/>
+                <w:szCs w:val="17"/>
               </w:rPr>
               <w:t>0.816/0.704</w:t>
             </w:r>
@@ -2985,14 +3875,19 @@
         </w:tc>
       </w:tr>
       <w:tr>
+        <w:trPr/>
         <w:tc>
           <w:tcPr>
             <w:tcW w:w="840" w:type="dxa"/>
           </w:tcPr>
           <w:p>
-            <w:r>
-              <w:rPr>
-                <w:sz w:val="16"/>
+            <w:pPr>
+              <w:spacing w:before="0" w:after="0" w:line="240" w:lineRule="auto"/>
+            </w:pPr>
+            <w:r>
+              <w:rPr>
+                <w:sz w:val="17"/>
+                <w:szCs w:val="17"/>
               </w:rPr>
               <w:t>Hu full</w:t>
             </w:r>
@@ -3003,9 +3898,13 @@
             <w:tcW w:w="840" w:type="dxa"/>
           </w:tcPr>
           <w:p>
-            <w:r>
-              <w:rPr>
-                <w:sz w:val="16"/>
+            <w:pPr>
+              <w:spacing w:before="0" w:after="0" w:line="240" w:lineRule="auto"/>
+            </w:pPr>
+            <w:r>
+              <w:rPr>
+                <w:sz w:val="17"/>
+                <w:szCs w:val="17"/>
               </w:rPr>
               <w:t>DPT/N120</w:t>
             </w:r>
@@ -3016,9 +3915,13 @@
             <w:tcW w:w="840" w:type="dxa"/>
           </w:tcPr>
           <w:p>
-            <w:r>
-              <w:rPr>
-                <w:sz w:val="16"/>
+            <w:pPr>
+              <w:spacing w:before="0" w:after="0" w:line="240" w:lineRule="auto"/>
+            </w:pPr>
+            <w:r>
+              <w:rPr>
+                <w:sz w:val="17"/>
+                <w:szCs w:val="17"/>
               </w:rPr>
               <w:t>234</w:t>
             </w:r>
@@ -3029,9 +3932,13 @@
             <w:tcW w:w="840" w:type="dxa"/>
           </w:tcPr>
           <w:p>
-            <w:r>
-              <w:rPr>
-                <w:sz w:val="16"/>
+            <w:pPr>
+              <w:spacing w:before="0" w:after="0" w:line="240" w:lineRule="auto"/>
+            </w:pPr>
+            <w:r>
+              <w:rPr>
+                <w:sz w:val="17"/>
+                <w:szCs w:val="17"/>
               </w:rPr>
               <w:t>136/98</w:t>
             </w:r>
@@ -3042,9 +3949,13 @@
             <w:tcW w:w="840" w:type="dxa"/>
           </w:tcPr>
           <w:p>
-            <w:r>
-              <w:rPr>
-                <w:sz w:val="16"/>
+            <w:pPr>
+              <w:spacing w:before="0" w:after="0" w:line="240" w:lineRule="auto"/>
+            </w:pPr>
+            <w:r>
+              <w:rPr>
+                <w:sz w:val="17"/>
+                <w:szCs w:val="17"/>
               </w:rPr>
               <w:t>0.778</w:t>
             </w:r>
@@ -3055,9 +3966,13 @@
             <w:tcW w:w="840" w:type="dxa"/>
           </w:tcPr>
           <w:p>
-            <w:r>
-              <w:rPr>
-                <w:sz w:val="16"/>
+            <w:pPr>
+              <w:spacing w:before="0" w:after="0" w:line="240" w:lineRule="auto"/>
+            </w:pPr>
+            <w:r>
+              <w:rPr>
+                <w:sz w:val="17"/>
+                <w:szCs w:val="17"/>
               </w:rPr>
               <w:t>0.189</w:t>
             </w:r>
@@ -3068,9 +3983,13 @@
             <w:tcW w:w="840" w:type="dxa"/>
           </w:tcPr>
           <w:p>
-            <w:r>
-              <w:rPr>
-                <w:sz w:val="16"/>
+            <w:pPr>
+              <w:spacing w:before="0" w:after="0" w:line="240" w:lineRule="auto"/>
+            </w:pPr>
+            <w:r>
+              <w:rPr>
+                <w:sz w:val="17"/>
+                <w:szCs w:val="17"/>
               </w:rPr>
               <w:t>-0.206</w:t>
             </w:r>
@@ -3081,9 +4000,13 @@
             <w:tcW w:w="840" w:type="dxa"/>
           </w:tcPr>
           <w:p>
-            <w:r>
-              <w:rPr>
-                <w:sz w:val="16"/>
+            <w:pPr>
+              <w:spacing w:before="0" w:after="0" w:line="240" w:lineRule="auto"/>
+            </w:pPr>
+            <w:r>
+              <w:rPr>
+                <w:sz w:val="17"/>
+                <w:szCs w:val="17"/>
               </w:rPr>
               <w:t>116</w:t>
             </w:r>
@@ -3094,9 +4017,13 @@
             <w:tcW w:w="840" w:type="dxa"/>
           </w:tcPr>
           <w:p>
-            <w:r>
-              <w:rPr>
-                <w:sz w:val="16"/>
+            <w:pPr>
+              <w:spacing w:before="0" w:after="0" w:line="240" w:lineRule="auto"/>
+            </w:pPr>
+            <w:r>
+              <w:rPr>
+                <w:sz w:val="17"/>
+                <w:szCs w:val="17"/>
               </w:rPr>
               <w:t>35</w:t>
             </w:r>
@@ -3107,9 +4034,13 @@
             <w:tcW w:w="840" w:type="dxa"/>
           </w:tcPr>
           <w:p>
-            <w:r>
-              <w:rPr>
-                <w:sz w:val="16"/>
+            <w:pPr>
+              <w:spacing w:before="0" w:after="0" w:line="240" w:lineRule="auto"/>
+            </w:pPr>
+            <w:r>
+              <w:rPr>
+                <w:sz w:val="17"/>
+                <w:szCs w:val="17"/>
               </w:rPr>
               <w:t>63</w:t>
             </w:r>
@@ -3120,9 +4051,13 @@
             <w:tcW w:w="840" w:type="dxa"/>
           </w:tcPr>
           <w:p>
-            <w:r>
-              <w:rPr>
-                <w:sz w:val="16"/>
+            <w:pPr>
+              <w:spacing w:before="0" w:after="0" w:line="240" w:lineRule="auto"/>
+            </w:pPr>
+            <w:r>
+              <w:rPr>
+                <w:sz w:val="17"/>
+                <w:szCs w:val="17"/>
               </w:rPr>
               <w:t>20</w:t>
             </w:r>
@@ -3133,9 +4068,13 @@
             <w:tcW w:w="840" w:type="dxa"/>
           </w:tcPr>
           <w:p>
-            <w:r>
-              <w:rPr>
-                <w:sz w:val="16"/>
+            <w:pPr>
+              <w:spacing w:before="0" w:after="0" w:line="240" w:lineRule="auto"/>
+            </w:pPr>
+            <w:r>
+              <w:rPr>
+                <w:sz w:val="17"/>
+                <w:szCs w:val="17"/>
               </w:rPr>
               <w:t>0.853/0.643</w:t>
             </w:r>
@@ -3143,14 +4082,19 @@
         </w:tc>
       </w:tr>
       <w:tr>
+        <w:trPr/>
         <w:tc>
           <w:tcPr>
             <w:tcW w:w="840" w:type="dxa"/>
           </w:tcPr>
           <w:p>
-            <w:r>
-              <w:rPr>
-                <w:sz w:val="16"/>
+            <w:pPr>
+              <w:spacing w:before="0" w:after="0" w:line="240" w:lineRule="auto"/>
+            </w:pPr>
+            <w:r>
+              <w:rPr>
+                <w:sz w:val="17"/>
+                <w:szCs w:val="17"/>
               </w:rPr>
               <w:t>Hu full</w:t>
             </w:r>
@@ -3161,9 +4105,13 @@
             <w:tcW w:w="840" w:type="dxa"/>
           </w:tcPr>
           <w:p>
-            <w:r>
-              <w:rPr>
-                <w:sz w:val="16"/>
+            <w:pPr>
+              <w:spacing w:before="0" w:after="0" w:line="240" w:lineRule="auto"/>
+            </w:pPr>
+            <w:r>
+              <w:rPr>
+                <w:sz w:val="17"/>
+                <w:szCs w:val="17"/>
               </w:rPr>
               <w:t>Vs</w:t>
             </w:r>
@@ -3174,9 +4122,13 @@
             <w:tcW w:w="840" w:type="dxa"/>
           </w:tcPr>
           <w:p>
-            <w:r>
-              <w:rPr>
-                <w:sz w:val="16"/>
+            <w:pPr>
+              <w:spacing w:before="0" w:after="0" w:line="240" w:lineRule="auto"/>
+            </w:pPr>
+            <w:r>
+              <w:rPr>
+                <w:sz w:val="17"/>
+                <w:szCs w:val="17"/>
               </w:rPr>
               <w:t>234</w:t>
             </w:r>
@@ -3187,9 +4139,13 @@
             <w:tcW w:w="840" w:type="dxa"/>
           </w:tcPr>
           <w:p>
-            <w:r>
-              <w:rPr>
-                <w:sz w:val="16"/>
+            <w:pPr>
+              <w:spacing w:before="0" w:after="0" w:line="240" w:lineRule="auto"/>
+            </w:pPr>
+            <w:r>
+              <w:rPr>
+                <w:sz w:val="17"/>
+                <w:szCs w:val="17"/>
               </w:rPr>
               <w:t>136/98</w:t>
             </w:r>
@@ -3200,9 +4156,13 @@
             <w:tcW w:w="840" w:type="dxa"/>
           </w:tcPr>
           <w:p>
-            <w:r>
-              <w:rPr>
-                <w:sz w:val="16"/>
+            <w:pPr>
+              <w:spacing w:before="0" w:after="0" w:line="240" w:lineRule="auto"/>
+            </w:pPr>
+            <w:r>
+              <w:rPr>
+                <w:sz w:val="17"/>
+                <w:szCs w:val="17"/>
               </w:rPr>
               <w:t>0.796</w:t>
             </w:r>
@@ -3213,9 +4173,13 @@
             <w:tcW w:w="840" w:type="dxa"/>
           </w:tcPr>
           <w:p>
-            <w:r>
-              <w:rPr>
-                <w:sz w:val="16"/>
+            <w:pPr>
+              <w:spacing w:before="0" w:after="0" w:line="240" w:lineRule="auto"/>
+            </w:pPr>
+            <w:r>
+              <w:rPr>
+                <w:sz w:val="17"/>
+                <w:szCs w:val="17"/>
               </w:rPr>
               <w:t>0.183</w:t>
             </w:r>
@@ -3226,9 +4190,13 @@
             <w:tcW w:w="840" w:type="dxa"/>
           </w:tcPr>
           <w:p>
-            <w:r>
-              <w:rPr>
-                <w:sz w:val="16"/>
+            <w:pPr>
+              <w:spacing w:before="0" w:after="0" w:line="240" w:lineRule="auto"/>
+            </w:pPr>
+            <w:r>
+              <w:rPr>
+                <w:sz w:val="17"/>
+                <w:szCs w:val="17"/>
               </w:rPr>
               <w:t>0.002</w:t>
             </w:r>
@@ -3239,9 +4207,13 @@
             <w:tcW w:w="840" w:type="dxa"/>
           </w:tcPr>
           <w:p>
-            <w:r>
-              <w:rPr>
-                <w:sz w:val="16"/>
+            <w:pPr>
+              <w:spacing w:before="0" w:after="0" w:line="240" w:lineRule="auto"/>
+            </w:pPr>
+            <w:r>
+              <w:rPr>
+                <w:sz w:val="17"/>
+                <w:szCs w:val="17"/>
               </w:rPr>
               <w:t>98</w:t>
             </w:r>
@@ -3252,9 +4224,13 @@
             <w:tcW w:w="840" w:type="dxa"/>
           </w:tcPr>
           <w:p>
-            <w:r>
-              <w:rPr>
-                <w:sz w:val="16"/>
+            <w:pPr>
+              <w:spacing w:before="0" w:after="0" w:line="240" w:lineRule="auto"/>
+            </w:pPr>
+            <w:r>
+              <w:rPr>
+                <w:sz w:val="17"/>
+                <w:szCs w:val="17"/>
               </w:rPr>
               <w:t>20</w:t>
             </w:r>
@@ -3265,9 +4241,13 @@
             <w:tcW w:w="840" w:type="dxa"/>
           </w:tcPr>
           <w:p>
-            <w:r>
-              <w:rPr>
-                <w:sz w:val="16"/>
+            <w:pPr>
+              <w:spacing w:before="0" w:after="0" w:line="240" w:lineRule="auto"/>
+            </w:pPr>
+            <w:r>
+              <w:rPr>
+                <w:sz w:val="17"/>
+                <w:szCs w:val="17"/>
               </w:rPr>
               <w:t>78</w:t>
             </w:r>
@@ -3278,9 +4258,13 @@
             <w:tcW w:w="840" w:type="dxa"/>
           </w:tcPr>
           <w:p>
-            <w:r>
-              <w:rPr>
-                <w:sz w:val="16"/>
+            <w:pPr>
+              <w:spacing w:before="0" w:after="0" w:line="240" w:lineRule="auto"/>
+            </w:pPr>
+            <w:r>
+              <w:rPr>
+                <w:sz w:val="17"/>
+                <w:szCs w:val="17"/>
               </w:rPr>
               <w:t>38</w:t>
             </w:r>
@@ -3291,9 +4275,13 @@
             <w:tcW w:w="840" w:type="dxa"/>
           </w:tcPr>
           <w:p>
-            <w:r>
-              <w:rPr>
-                <w:sz w:val="16"/>
+            <w:pPr>
+              <w:spacing w:before="0" w:after="0" w:line="240" w:lineRule="auto"/>
+            </w:pPr>
+            <w:r>
+              <w:rPr>
+                <w:sz w:val="17"/>
+                <w:szCs w:val="17"/>
               </w:rPr>
               <w:t>0.721/0.796</w:t>
             </w:r>
@@ -3301,20 +4289,26 @@
         </w:tc>
       </w:tr>
       <w:tr>
+        <w:trPr/>
         <w:tc>
           <w:tcPr>
             <w:tcW w:w="840" w:type="dxa"/>
           </w:tcPr>
           <w:p>
-            <w:r>
-              <w:rPr>
-                <w:sz w:val="16"/>
+            <w:pPr>
+              <w:spacing w:before="0" w:after="0" w:line="240" w:lineRule="auto"/>
+            </w:pPr>
+            <w:r>
+              <w:rPr>
+                <w:sz w:val="17"/>
+                <w:szCs w:val="17"/>
               </w:rPr>
               <w:t xml:space="preserve">Hu </w:t>
             </w:r>
             <w:r>
               <w:rPr>
-                <w:sz w:val="16"/>
+                <w:sz w:val="17"/>
+                <w:szCs w:val="17"/>
               </w:rPr>
               <w:t>full</w:t>
             </w:r>
@@ -3325,9 +4319,13 @@
             <w:tcW w:w="840" w:type="dxa"/>
           </w:tcPr>
           <w:p>
-            <w:r>
-              <w:rPr>
-                <w:sz w:val="16"/>
+            <w:pPr>
+              <w:spacing w:before="0" w:after="0" w:line="240" w:lineRule="auto"/>
+            </w:pPr>
+            <w:r>
+              <w:rPr>
+                <w:sz w:val="17"/>
+                <w:szCs w:val="17"/>
               </w:rPr>
               <w:t>Static limit-state</w:t>
             </w:r>
@@ -3338,9 +4336,13 @@
             <w:tcW w:w="840" w:type="dxa"/>
           </w:tcPr>
           <w:p>
-            <w:r>
-              <w:rPr>
-                <w:sz w:val="16"/>
+            <w:pPr>
+              <w:spacing w:before="0" w:after="0" w:line="240" w:lineRule="auto"/>
+            </w:pPr>
+            <w:r>
+              <w:rPr>
+                <w:sz w:val="17"/>
+                <w:szCs w:val="17"/>
               </w:rPr>
               <w:t>195</w:t>
             </w:r>
@@ -3351,9 +4353,13 @@
             <w:tcW w:w="840" w:type="dxa"/>
           </w:tcPr>
           <w:p>
-            <w:r>
-              <w:rPr>
-                <w:sz w:val="16"/>
+            <w:pPr>
+              <w:spacing w:before="0" w:after="0" w:line="240" w:lineRule="auto"/>
+            </w:pPr>
+            <w:r>
+              <w:rPr>
+                <w:sz w:val="17"/>
+                <w:szCs w:val="17"/>
               </w:rPr>
               <w:t>103/92</w:t>
             </w:r>
@@ -3364,9 +4370,13 @@
             <w:tcW w:w="840" w:type="dxa"/>
           </w:tcPr>
           <w:p>
-            <w:r>
-              <w:rPr>
-                <w:sz w:val="16"/>
+            <w:pPr>
+              <w:spacing w:before="0" w:after="0" w:line="240" w:lineRule="auto"/>
+            </w:pPr>
+            <w:r>
+              <w:rPr>
+                <w:sz w:val="17"/>
+                <w:szCs w:val="17"/>
               </w:rPr>
               <w:t>0.760</w:t>
             </w:r>
@@ -3377,9 +4387,13 @@
             <w:tcW w:w="840" w:type="dxa"/>
           </w:tcPr>
           <w:p>
-            <w:r>
-              <w:rPr>
-                <w:sz w:val="16"/>
+            <w:pPr>
+              <w:spacing w:before="0" w:after="0" w:line="240" w:lineRule="auto"/>
+            </w:pPr>
+            <w:r>
+              <w:rPr>
+                <w:sz w:val="17"/>
+                <w:szCs w:val="17"/>
               </w:rPr>
               <w:t>0.199</w:t>
             </w:r>
@@ -3390,9 +4404,13 @@
             <w:tcW w:w="840" w:type="dxa"/>
           </w:tcPr>
           <w:p>
-            <w:r>
-              <w:rPr>
-                <w:sz w:val="16"/>
+            <w:pPr>
+              <w:spacing w:before="0" w:after="0" w:line="240" w:lineRule="auto"/>
+            </w:pPr>
+            <w:r>
+              <w:rPr>
+                <w:sz w:val="17"/>
+                <w:szCs w:val="17"/>
               </w:rPr>
               <w:t>0.196</w:t>
             </w:r>
@@ -3403,9 +4421,13 @@
             <w:tcW w:w="840" w:type="dxa"/>
           </w:tcPr>
           <w:p>
-            <w:r>
-              <w:rPr>
-                <w:sz w:val="16"/>
+            <w:pPr>
+              <w:spacing w:before="0" w:after="0" w:line="240" w:lineRule="auto"/>
+            </w:pPr>
+            <w:r>
+              <w:rPr>
+                <w:sz w:val="17"/>
+                <w:szCs w:val="17"/>
               </w:rPr>
               <w:t>85</w:t>
             </w:r>
@@ -3416,9 +4438,13 @@
             <w:tcW w:w="840" w:type="dxa"/>
           </w:tcPr>
           <w:p>
-            <w:r>
-              <w:rPr>
-                <w:sz w:val="16"/>
+            <w:pPr>
+              <w:spacing w:before="0" w:after="0" w:line="240" w:lineRule="auto"/>
+            </w:pPr>
+            <w:r>
+              <w:rPr>
+                <w:sz w:val="17"/>
+                <w:szCs w:val="17"/>
               </w:rPr>
               <w:t>34</w:t>
             </w:r>
@@ -3429,9 +4455,13 @@
             <w:tcW w:w="840" w:type="dxa"/>
           </w:tcPr>
           <w:p>
-            <w:r>
-              <w:rPr>
-                <w:sz w:val="16"/>
+            <w:pPr>
+              <w:spacing w:before="0" w:after="0" w:line="240" w:lineRule="auto"/>
+            </w:pPr>
+            <w:r>
+              <w:rPr>
+                <w:sz w:val="17"/>
+                <w:szCs w:val="17"/>
               </w:rPr>
               <w:t>58</w:t>
             </w:r>
@@ -3442,9 +4472,13 @@
             <w:tcW w:w="840" w:type="dxa"/>
           </w:tcPr>
           <w:p>
-            <w:r>
-              <w:rPr>
-                <w:sz w:val="16"/>
+            <w:pPr>
+              <w:spacing w:before="0" w:after="0" w:line="240" w:lineRule="auto"/>
+            </w:pPr>
+            <w:r>
+              <w:rPr>
+                <w:sz w:val="17"/>
+                <w:szCs w:val="17"/>
               </w:rPr>
               <w:t>18</w:t>
             </w:r>
@@ -3455,9 +4489,13 @@
             <w:tcW w:w="840" w:type="dxa"/>
           </w:tcPr>
           <w:p>
-            <w:r>
-              <w:rPr>
-                <w:sz w:val="16"/>
+            <w:pPr>
+              <w:spacing w:before="0" w:after="0" w:line="240" w:lineRule="auto"/>
+            </w:pPr>
+            <w:r>
+              <w:rPr>
+                <w:sz w:val="17"/>
+                <w:szCs w:val="17"/>
               </w:rPr>
               <w:t>0.825/0.630</w:t>
             </w:r>
@@ -3465,15 +4503,20 @@
         </w:tc>
       </w:tr>
       <w:tr>
+        <w:trPr/>
         <w:tc>
           <w:tcPr>
             <w:tcW w:w="840" w:type="dxa"/>
           </w:tcPr>
           <w:p>
+            <w:pPr>
+              <w:spacing w:before="0" w:after="0" w:line="240" w:lineRule="auto"/>
+            </w:pPr>
             <w:proofErr w:type="spellStart"/>
             <w:r>
               <w:rPr>
-                <w:sz w:val="16"/>
+                <w:sz w:val="17"/>
+                <w:szCs w:val="17"/>
               </w:rPr>
               <w:t>Wenchuan</w:t>
             </w:r>
@@ -3485,9 +4528,13 @@
             <w:tcW w:w="840" w:type="dxa"/>
           </w:tcPr>
           <w:p>
-            <w:r>
-              <w:rPr>
-                <w:sz w:val="16"/>
+            <w:pPr>
+              <w:spacing w:before="0" w:after="0" w:line="240" w:lineRule="auto"/>
+            </w:pPr>
+            <w:r>
+              <w:rPr>
+                <w:sz w:val="17"/>
+                <w:szCs w:val="17"/>
               </w:rPr>
               <w:t>Combined GW+CSR+N120+Vs</w:t>
             </w:r>
@@ -3498,9 +4545,13 @@
             <w:tcW w:w="840" w:type="dxa"/>
           </w:tcPr>
           <w:p>
-            <w:r>
-              <w:rPr>
-                <w:sz w:val="16"/>
+            <w:pPr>
+              <w:spacing w:before="0" w:after="0" w:line="240" w:lineRule="auto"/>
+            </w:pPr>
+            <w:r>
+              <w:rPr>
+                <w:sz w:val="17"/>
+                <w:szCs w:val="17"/>
               </w:rPr>
               <w:t>81</w:t>
             </w:r>
@@ -3511,9 +4562,13 @@
             <w:tcW w:w="840" w:type="dxa"/>
           </w:tcPr>
           <w:p>
-            <w:r>
-              <w:rPr>
-                <w:sz w:val="16"/>
+            <w:pPr>
+              <w:spacing w:before="0" w:after="0" w:line="240" w:lineRule="auto"/>
+            </w:pPr>
+            <w:r>
+              <w:rPr>
+                <w:sz w:val="17"/>
+                <w:szCs w:val="17"/>
               </w:rPr>
               <w:t>47/34</w:t>
             </w:r>
@@ -3524,9 +4579,13 @@
             <w:tcW w:w="840" w:type="dxa"/>
           </w:tcPr>
           <w:p>
-            <w:r>
-              <w:rPr>
-                <w:sz w:val="16"/>
+            <w:pPr>
+              <w:spacing w:before="0" w:after="0" w:line="240" w:lineRule="auto"/>
+            </w:pPr>
+            <w:r>
+              <w:rPr>
+                <w:sz w:val="17"/>
+                <w:szCs w:val="17"/>
               </w:rPr>
               <w:t>0.909</w:t>
             </w:r>
@@ -3537,9 +4596,13 @@
             <w:tcW w:w="840" w:type="dxa"/>
           </w:tcPr>
           <w:p>
-            <w:r>
-              <w:rPr>
-                <w:sz w:val="16"/>
+            <w:pPr>
+              <w:spacing w:before="0" w:after="0" w:line="240" w:lineRule="auto"/>
+            </w:pPr>
+            <w:r>
+              <w:rPr>
+                <w:sz w:val="17"/>
+                <w:szCs w:val="17"/>
               </w:rPr>
               <w:t>0.124</w:t>
             </w:r>
@@ -3550,9 +4613,13 @@
             <w:tcW w:w="840" w:type="dxa"/>
           </w:tcPr>
           <w:p>
-            <w:r>
-              <w:rPr>
-                <w:sz w:val="16"/>
+            <w:pPr>
+              <w:spacing w:before="0" w:after="0" w:line="240" w:lineRule="auto"/>
+            </w:pPr>
+            <w:r>
+              <w:rPr>
+                <w:sz w:val="17"/>
+                <w:szCs w:val="17"/>
               </w:rPr>
               <w:t>-0.329</w:t>
             </w:r>
@@ -3563,9 +4630,13 @@
             <w:tcW w:w="840" w:type="dxa"/>
           </w:tcPr>
           <w:p>
-            <w:r>
-              <w:rPr>
-                <w:sz w:val="16"/>
+            <w:pPr>
+              <w:spacing w:before="0" w:after="0" w:line="240" w:lineRule="auto"/>
+            </w:pPr>
+            <w:r>
+              <w:rPr>
+                <w:sz w:val="17"/>
+                <w:szCs w:val="17"/>
               </w:rPr>
               <w:t>41</w:t>
             </w:r>
@@ -3576,9 +4647,13 @@
             <w:tcW w:w="840" w:type="dxa"/>
           </w:tcPr>
           <w:p>
-            <w:r>
-              <w:rPr>
-                <w:sz w:val="16"/>
+            <w:pPr>
+              <w:spacing w:before="0" w:after="0" w:line="240" w:lineRule="auto"/>
+            </w:pPr>
+            <w:r>
+              <w:rPr>
+                <w:sz w:val="17"/>
+                <w:szCs w:val="17"/>
               </w:rPr>
               <w:t>4</w:t>
             </w:r>
@@ -3589,9 +4664,13 @@
             <w:tcW w:w="840" w:type="dxa"/>
           </w:tcPr>
           <w:p>
-            <w:r>
-              <w:rPr>
-                <w:sz w:val="16"/>
+            <w:pPr>
+              <w:spacing w:before="0" w:after="0" w:line="240" w:lineRule="auto"/>
+            </w:pPr>
+            <w:r>
+              <w:rPr>
+                <w:sz w:val="17"/>
+                <w:szCs w:val="17"/>
               </w:rPr>
               <w:t>30</w:t>
             </w:r>
@@ -3602,9 +4681,13 @@
             <w:tcW w:w="840" w:type="dxa"/>
           </w:tcPr>
           <w:p>
-            <w:r>
-              <w:rPr>
-                <w:sz w:val="16"/>
+            <w:pPr>
+              <w:spacing w:before="0" w:after="0" w:line="240" w:lineRule="auto"/>
+            </w:pPr>
+            <w:r>
+              <w:rPr>
+                <w:sz w:val="17"/>
+                <w:szCs w:val="17"/>
               </w:rPr>
               <w:t>6</w:t>
             </w:r>
@@ -3615,9 +4698,13 @@
             <w:tcW w:w="840" w:type="dxa"/>
           </w:tcPr>
           <w:p>
-            <w:r>
-              <w:rPr>
-                <w:sz w:val="16"/>
+            <w:pPr>
+              <w:spacing w:before="0" w:after="0" w:line="240" w:lineRule="auto"/>
+            </w:pPr>
+            <w:r>
+              <w:rPr>
+                <w:sz w:val="17"/>
+                <w:szCs w:val="17"/>
               </w:rPr>
               <w:t>0.872/0.882</w:t>
             </w:r>
@@ -3625,15 +4712,20 @@
         </w:tc>
       </w:tr>
       <w:tr>
+        <w:trPr/>
         <w:tc>
           <w:tcPr>
             <w:tcW w:w="840" w:type="dxa"/>
           </w:tcPr>
           <w:p>
+            <w:pPr>
+              <w:spacing w:before="0" w:after="0" w:line="240" w:lineRule="auto"/>
+            </w:pPr>
             <w:proofErr w:type="spellStart"/>
             <w:r>
               <w:rPr>
-                <w:sz w:val="16"/>
+                <w:sz w:val="17"/>
+                <w:szCs w:val="17"/>
               </w:rPr>
               <w:t>Wenchuan</w:t>
             </w:r>
@@ -3645,9 +4737,13 @@
             <w:tcW w:w="840" w:type="dxa"/>
           </w:tcPr>
           <w:p>
-            <w:r>
-              <w:rPr>
-                <w:sz w:val="16"/>
+            <w:pPr>
+              <w:spacing w:before="0" w:after="0" w:line="240" w:lineRule="auto"/>
+            </w:pPr>
+            <w:r>
+              <w:rPr>
+                <w:sz w:val="17"/>
+                <w:szCs w:val="17"/>
               </w:rPr>
               <w:t>DPT/N120</w:t>
             </w:r>
@@ -3658,9 +4754,13 @@
             <w:tcW w:w="840" w:type="dxa"/>
           </w:tcPr>
           <w:p>
-            <w:r>
-              <w:rPr>
-                <w:sz w:val="16"/>
+            <w:pPr>
+              <w:spacing w:before="0" w:after="0" w:line="240" w:lineRule="auto"/>
+            </w:pPr>
+            <w:r>
+              <w:rPr>
+                <w:sz w:val="17"/>
+                <w:szCs w:val="17"/>
               </w:rPr>
               <w:t>81</w:t>
             </w:r>
@@ -3671,9 +4771,13 @@
             <w:tcW w:w="840" w:type="dxa"/>
           </w:tcPr>
           <w:p>
-            <w:r>
-              <w:rPr>
-                <w:sz w:val="16"/>
+            <w:pPr>
+              <w:spacing w:before="0" w:after="0" w:line="240" w:lineRule="auto"/>
+            </w:pPr>
+            <w:r>
+              <w:rPr>
+                <w:sz w:val="17"/>
+                <w:szCs w:val="17"/>
               </w:rPr>
               <w:t>47/34</w:t>
             </w:r>
@@ -3684,9 +4788,13 @@
             <w:tcW w:w="840" w:type="dxa"/>
           </w:tcPr>
           <w:p>
-            <w:r>
-              <w:rPr>
-                <w:sz w:val="16"/>
+            <w:pPr>
+              <w:spacing w:before="0" w:after="0" w:line="240" w:lineRule="auto"/>
+            </w:pPr>
+            <w:r>
+              <w:rPr>
+                <w:sz w:val="17"/>
+                <w:szCs w:val="17"/>
               </w:rPr>
               <w:t>0.884</w:t>
             </w:r>
@@ -3697,9 +4805,13 @@
             <w:tcW w:w="840" w:type="dxa"/>
           </w:tcPr>
           <w:p>
-            <w:r>
-              <w:rPr>
-                <w:sz w:val="16"/>
+            <w:pPr>
+              <w:spacing w:before="0" w:after="0" w:line="240" w:lineRule="auto"/>
+            </w:pPr>
+            <w:r>
+              <w:rPr>
+                <w:sz w:val="17"/>
+                <w:szCs w:val="17"/>
               </w:rPr>
               <w:t>0.140</w:t>
             </w:r>
@@ -3710,9 +4822,13 @@
             <w:tcW w:w="840" w:type="dxa"/>
           </w:tcPr>
           <w:p>
-            <w:r>
-              <w:rPr>
-                <w:sz w:val="16"/>
+            <w:pPr>
+              <w:spacing w:before="0" w:after="0" w:line="240" w:lineRule="auto"/>
+            </w:pPr>
+            <w:r>
+              <w:rPr>
+                <w:sz w:val="17"/>
+                <w:szCs w:val="17"/>
               </w:rPr>
               <w:t>-0.333</w:t>
             </w:r>
@@ -3723,9 +4839,13 @@
             <w:tcW w:w="840" w:type="dxa"/>
           </w:tcPr>
           <w:p>
-            <w:r>
-              <w:rPr>
-                <w:sz w:val="16"/>
+            <w:pPr>
+              <w:spacing w:before="0" w:after="0" w:line="240" w:lineRule="auto"/>
+            </w:pPr>
+            <w:r>
+              <w:rPr>
+                <w:sz w:val="17"/>
+                <w:szCs w:val="17"/>
               </w:rPr>
               <w:t>43</w:t>
             </w:r>
@@ -3736,9 +4856,13 @@
             <w:tcW w:w="840" w:type="dxa"/>
           </w:tcPr>
           <w:p>
-            <w:r>
-              <w:rPr>
-                <w:sz w:val="16"/>
+            <w:pPr>
+              <w:spacing w:before="0" w:after="0" w:line="240" w:lineRule="auto"/>
+            </w:pPr>
+            <w:r>
+              <w:rPr>
+                <w:sz w:val="17"/>
+                <w:szCs w:val="17"/>
               </w:rPr>
               <w:t>7</w:t>
             </w:r>
@@ -3749,9 +4873,13 @@
             <w:tcW w:w="840" w:type="dxa"/>
           </w:tcPr>
           <w:p>
-            <w:r>
-              <w:rPr>
-                <w:sz w:val="16"/>
+            <w:pPr>
+              <w:spacing w:before="0" w:after="0" w:line="240" w:lineRule="auto"/>
+            </w:pPr>
+            <w:r>
+              <w:rPr>
+                <w:sz w:val="17"/>
+                <w:szCs w:val="17"/>
               </w:rPr>
               <w:t>27</w:t>
             </w:r>
@@ -3762,9 +4890,13 @@
             <w:tcW w:w="840" w:type="dxa"/>
           </w:tcPr>
           <w:p>
-            <w:r>
-              <w:rPr>
-                <w:sz w:val="16"/>
+            <w:pPr>
+              <w:spacing w:before="0" w:after="0" w:line="240" w:lineRule="auto"/>
+            </w:pPr>
+            <w:r>
+              <w:rPr>
+                <w:sz w:val="17"/>
+                <w:szCs w:val="17"/>
               </w:rPr>
               <w:t>4</w:t>
             </w:r>
@@ -3775,9 +4907,13 @@
             <w:tcW w:w="840" w:type="dxa"/>
           </w:tcPr>
           <w:p>
-            <w:r>
-              <w:rPr>
-                <w:sz w:val="16"/>
+            <w:pPr>
+              <w:spacing w:before="0" w:after="0" w:line="240" w:lineRule="auto"/>
+            </w:pPr>
+            <w:r>
+              <w:rPr>
+                <w:sz w:val="17"/>
+                <w:szCs w:val="17"/>
               </w:rPr>
               <w:t>0.915/0.794</w:t>
             </w:r>
@@ -3785,15 +4921,20 @@
         </w:tc>
       </w:tr>
       <w:tr>
+        <w:trPr/>
         <w:tc>
           <w:tcPr>
             <w:tcW w:w="840" w:type="dxa"/>
           </w:tcPr>
           <w:p>
+            <w:pPr>
+              <w:spacing w:before="0" w:after="0" w:line="240" w:lineRule="auto"/>
+            </w:pPr>
             <w:proofErr w:type="spellStart"/>
             <w:r>
               <w:rPr>
-                <w:sz w:val="16"/>
+                <w:sz w:val="17"/>
+                <w:szCs w:val="17"/>
               </w:rPr>
               <w:t>Wenchuan</w:t>
             </w:r>
@@ -3805,9 +4946,13 @@
             <w:tcW w:w="840" w:type="dxa"/>
           </w:tcPr>
           <w:p>
-            <w:r>
-              <w:rPr>
-                <w:sz w:val="16"/>
+            <w:pPr>
+              <w:spacing w:before="0" w:after="0" w:line="240" w:lineRule="auto"/>
+            </w:pPr>
+            <w:r>
+              <w:rPr>
+                <w:sz w:val="17"/>
+                <w:szCs w:val="17"/>
               </w:rPr>
               <w:t>Vs</w:t>
             </w:r>
@@ -3818,9 +4963,13 @@
             <w:tcW w:w="840" w:type="dxa"/>
           </w:tcPr>
           <w:p>
-            <w:r>
-              <w:rPr>
-                <w:sz w:val="16"/>
+            <w:pPr>
+              <w:spacing w:before="0" w:after="0" w:line="240" w:lineRule="auto"/>
+            </w:pPr>
+            <w:r>
+              <w:rPr>
+                <w:sz w:val="17"/>
+                <w:szCs w:val="17"/>
               </w:rPr>
               <w:t>81</w:t>
             </w:r>
@@ -3831,9 +4980,13 @@
             <w:tcW w:w="840" w:type="dxa"/>
           </w:tcPr>
           <w:p>
-            <w:r>
-              <w:rPr>
-                <w:sz w:val="16"/>
+            <w:pPr>
+              <w:spacing w:before="0" w:after="0" w:line="240" w:lineRule="auto"/>
+            </w:pPr>
+            <w:r>
+              <w:rPr>
+                <w:sz w:val="17"/>
+                <w:szCs w:val="17"/>
               </w:rPr>
               <w:t>47/34</w:t>
             </w:r>
@@ -3844,9 +4997,13 @@
             <w:tcW w:w="840" w:type="dxa"/>
           </w:tcPr>
           <w:p>
-            <w:r>
-              <w:rPr>
-                <w:sz w:val="16"/>
+            <w:pPr>
+              <w:spacing w:before="0" w:after="0" w:line="240" w:lineRule="auto"/>
+            </w:pPr>
+            <w:r>
+              <w:rPr>
+                <w:sz w:val="17"/>
+                <w:szCs w:val="17"/>
               </w:rPr>
               <w:t>0.864</w:t>
             </w:r>
@@ -3857,9 +5014,13 @@
             <w:tcW w:w="840" w:type="dxa"/>
           </w:tcPr>
           <w:p>
-            <w:r>
-              <w:rPr>
-                <w:sz w:val="16"/>
+            <w:pPr>
+              <w:spacing w:before="0" w:after="0" w:line="240" w:lineRule="auto"/>
+            </w:pPr>
+            <w:r>
+              <w:rPr>
+                <w:sz w:val="17"/>
+                <w:szCs w:val="17"/>
               </w:rPr>
               <w:t>0.145</w:t>
             </w:r>
@@ -3870,9 +5031,13 @@
             <w:tcW w:w="840" w:type="dxa"/>
           </w:tcPr>
           <w:p>
-            <w:r>
-              <w:rPr>
-                <w:sz w:val="16"/>
+            <w:pPr>
+              <w:spacing w:before="0" w:after="0" w:line="240" w:lineRule="auto"/>
+            </w:pPr>
+            <w:r>
+              <w:rPr>
+                <w:sz w:val="17"/>
+                <w:szCs w:val="17"/>
               </w:rPr>
               <w:t>-0.370</w:t>
             </w:r>
@@ -3883,9 +5048,13 @@
             <w:tcW w:w="840" w:type="dxa"/>
           </w:tcPr>
           <w:p>
-            <w:r>
-              <w:rPr>
-                <w:sz w:val="16"/>
+            <w:pPr>
+              <w:spacing w:before="0" w:after="0" w:line="240" w:lineRule="auto"/>
+            </w:pPr>
+            <w:r>
+              <w:rPr>
+                <w:sz w:val="17"/>
+                <w:szCs w:val="17"/>
               </w:rPr>
               <w:t>39</w:t>
             </w:r>
@@ -3896,9 +5065,13 @@
             <w:tcW w:w="840" w:type="dxa"/>
           </w:tcPr>
           <w:p>
-            <w:r>
-              <w:rPr>
-                <w:sz w:val="16"/>
+            <w:pPr>
+              <w:spacing w:before="0" w:after="0" w:line="240" w:lineRule="auto"/>
+            </w:pPr>
+            <w:r>
+              <w:rPr>
+                <w:sz w:val="17"/>
+                <w:szCs w:val="17"/>
               </w:rPr>
               <w:t>6</w:t>
             </w:r>
@@ -3909,9 +5082,13 @@
             <w:tcW w:w="840" w:type="dxa"/>
           </w:tcPr>
           <w:p>
-            <w:r>
-              <w:rPr>
-                <w:sz w:val="16"/>
+            <w:pPr>
+              <w:spacing w:before="0" w:after="0" w:line="240" w:lineRule="auto"/>
+            </w:pPr>
+            <w:r>
+              <w:rPr>
+                <w:sz w:val="17"/>
+                <w:szCs w:val="17"/>
               </w:rPr>
               <w:t>28</w:t>
             </w:r>
@@ -3922,9 +5099,13 @@
             <w:tcW w:w="840" w:type="dxa"/>
           </w:tcPr>
           <w:p>
-            <w:r>
-              <w:rPr>
-                <w:sz w:val="16"/>
+            <w:pPr>
+              <w:spacing w:before="0" w:after="0" w:line="240" w:lineRule="auto"/>
+            </w:pPr>
+            <w:r>
+              <w:rPr>
+                <w:sz w:val="17"/>
+                <w:szCs w:val="17"/>
               </w:rPr>
               <w:t>8</w:t>
             </w:r>
@@ -3935,9 +5116,13 @@
             <w:tcW w:w="840" w:type="dxa"/>
           </w:tcPr>
           <w:p>
-            <w:r>
-              <w:rPr>
-                <w:sz w:val="16"/>
+            <w:pPr>
+              <w:spacing w:before="0" w:after="0" w:line="240" w:lineRule="auto"/>
+            </w:pPr>
+            <w:r>
+              <w:rPr>
+                <w:sz w:val="17"/>
+                <w:szCs w:val="17"/>
               </w:rPr>
               <w:t>0.830/0.824</w:t>
             </w:r>
@@ -3945,15 +5130,20 @@
         </w:tc>
       </w:tr>
       <w:tr>
+        <w:trPr/>
         <w:tc>
           <w:tcPr>
             <w:tcW w:w="840" w:type="dxa"/>
           </w:tcPr>
           <w:p>
+            <w:pPr>
+              <w:spacing w:before="0" w:after="0" w:line="240" w:lineRule="auto"/>
+            </w:pPr>
             <w:proofErr w:type="spellStart"/>
             <w:r>
               <w:rPr>
-                <w:sz w:val="16"/>
+                <w:sz w:val="17"/>
+                <w:szCs w:val="17"/>
               </w:rPr>
               <w:t>Wenchuan</w:t>
             </w:r>
@@ -3965,9 +5155,13 @@
             <w:tcW w:w="840" w:type="dxa"/>
           </w:tcPr>
           <w:p>
-            <w:r>
-              <w:rPr>
-                <w:sz w:val="16"/>
+            <w:pPr>
+              <w:spacing w:before="0" w:after="0" w:line="240" w:lineRule="auto"/>
+            </w:pPr>
+            <w:r>
+              <w:rPr>
+                <w:sz w:val="17"/>
+                <w:szCs w:val="17"/>
               </w:rPr>
               <w:t>Static limit-state</w:t>
             </w:r>
@@ -3978,9 +5172,13 @@
             <w:tcW w:w="840" w:type="dxa"/>
           </w:tcPr>
           <w:p>
-            <w:r>
-              <w:rPr>
-                <w:sz w:val="16"/>
+            <w:pPr>
+              <w:spacing w:before="0" w:after="0" w:line="240" w:lineRule="auto"/>
+            </w:pPr>
+            <w:r>
+              <w:rPr>
+                <w:sz w:val="17"/>
+                <w:szCs w:val="17"/>
               </w:rPr>
               <w:t>60</w:t>
             </w:r>
@@ -3991,9 +5189,13 @@
             <w:tcW w:w="840" w:type="dxa"/>
           </w:tcPr>
           <w:p>
-            <w:r>
-              <w:rPr>
-                <w:sz w:val="16"/>
+            <w:pPr>
+              <w:spacing w:before="0" w:after="0" w:line="240" w:lineRule="auto"/>
+            </w:pPr>
+            <w:r>
+              <w:rPr>
+                <w:sz w:val="17"/>
+                <w:szCs w:val="17"/>
               </w:rPr>
               <w:t>28/32</w:t>
             </w:r>
@@ -4004,9 +5206,13 @@
             <w:tcW w:w="840" w:type="dxa"/>
           </w:tcPr>
           <w:p>
-            <w:r>
-              <w:rPr>
-                <w:sz w:val="16"/>
+            <w:pPr>
+              <w:spacing w:before="0" w:after="0" w:line="240" w:lineRule="auto"/>
+            </w:pPr>
+            <w:r>
+              <w:rPr>
+                <w:sz w:val="17"/>
+                <w:szCs w:val="17"/>
               </w:rPr>
               <w:t>0.824</w:t>
             </w:r>
@@ -4017,9 +5223,13 @@
             <w:tcW w:w="840" w:type="dxa"/>
           </w:tcPr>
           <w:p>
-            <w:r>
-              <w:rPr>
-                <w:sz w:val="16"/>
+            <w:pPr>
+              <w:spacing w:before="0" w:after="0" w:line="240" w:lineRule="auto"/>
+            </w:pPr>
+            <w:r>
+              <w:rPr>
+                <w:sz w:val="17"/>
+                <w:szCs w:val="17"/>
               </w:rPr>
               <w:t>0.182</w:t>
             </w:r>
@@ -4030,9 +5240,13 @@
             <w:tcW w:w="840" w:type="dxa"/>
           </w:tcPr>
           <w:p>
-            <w:r>
-              <w:rPr>
-                <w:sz w:val="16"/>
+            <w:pPr>
+              <w:spacing w:before="0" w:after="0" w:line="240" w:lineRule="auto"/>
+            </w:pPr>
+            <w:r>
+              <w:rPr>
+                <w:sz w:val="17"/>
+                <w:szCs w:val="17"/>
               </w:rPr>
               <w:t>0.143</w:t>
             </w:r>
@@ -4043,9 +5257,13 @@
             <w:tcW w:w="840" w:type="dxa"/>
           </w:tcPr>
           <w:p>
-            <w:r>
-              <w:rPr>
-                <w:sz w:val="16"/>
+            <w:pPr>
+              <w:spacing w:before="0" w:after="0" w:line="240" w:lineRule="auto"/>
+            </w:pPr>
+            <w:r>
+              <w:rPr>
+                <w:sz w:val="17"/>
+                <w:szCs w:val="17"/>
               </w:rPr>
               <w:t>22</w:t>
             </w:r>
@@ -4056,9 +5274,13 @@
             <w:tcW w:w="840" w:type="dxa"/>
           </w:tcPr>
           <w:p>
-            <w:r>
-              <w:rPr>
-                <w:sz w:val="16"/>
+            <w:pPr>
+              <w:spacing w:before="0" w:after="0" w:line="240" w:lineRule="auto"/>
+            </w:pPr>
+            <w:r>
+              <w:rPr>
+                <w:sz w:val="17"/>
+                <w:szCs w:val="17"/>
               </w:rPr>
               <w:t>7</w:t>
             </w:r>
@@ -4069,9 +5291,13 @@
             <w:tcW w:w="840" w:type="dxa"/>
           </w:tcPr>
           <w:p>
-            <w:r>
-              <w:rPr>
-                <w:sz w:val="16"/>
+            <w:pPr>
+              <w:spacing w:before="0" w:after="0" w:line="240" w:lineRule="auto"/>
+            </w:pPr>
+            <w:r>
+              <w:rPr>
+                <w:sz w:val="17"/>
+                <w:szCs w:val="17"/>
               </w:rPr>
               <w:t>25</w:t>
             </w:r>
@@ -4082,9 +5308,13 @@
             <w:tcW w:w="840" w:type="dxa"/>
           </w:tcPr>
           <w:p>
-            <w:r>
-              <w:rPr>
-                <w:sz w:val="16"/>
+            <w:pPr>
+              <w:spacing w:before="0" w:after="0" w:line="240" w:lineRule="auto"/>
+            </w:pPr>
+            <w:r>
+              <w:rPr>
+                <w:sz w:val="17"/>
+                <w:szCs w:val="17"/>
               </w:rPr>
               <w:t>6</w:t>
             </w:r>
@@ -4095,9 +5325,13 @@
             <w:tcW w:w="840" w:type="dxa"/>
           </w:tcPr>
           <w:p>
-            <w:r>
-              <w:rPr>
-                <w:sz w:val="16"/>
+            <w:pPr>
+              <w:spacing w:before="0" w:after="0" w:line="240" w:lineRule="auto"/>
+            </w:pPr>
+            <w:r>
+              <w:rPr>
+                <w:sz w:val="17"/>
+                <w:szCs w:val="17"/>
               </w:rPr>
               <w:t>0.786/0.781</w:t>
             </w:r>
